--- a/Backend/Director_Disclosure/Output_Disclosures/2024-25/NABHGANGA_ENTERPRISES_PRIVATE_LIMITED/MBP-1/MBP1_VIJENDER_AGGARWAL_10293265.docx
+++ b/Backend/Director_Disclosure/Output_Disclosures/2024-25/NABHGANGA_ENTERPRISES_PRIVATE_LIMITED/MBP-1/MBP1_VIJENDER_AGGARWAL_10293265.docx
@@ -93,167 +93,17 @@
     </w:p>
     <w:p>
       <w:pPr>
-        <w:spacing w:before="0" w:after="0"/>
-        <w:jc w:val="left"/>
-      </w:pPr>
-      <w:r>
-        <w:rPr>
-          <w:rFonts w:ascii="Adani" w:hAnsi="Adani"/>
-          <w:b w:val="0"/>
-          <w:sz w:val="20"/>
-          <w:u w:val="none"/>
-        </w:rPr>
-        <w:t>VMM DEVELOPERS PRIVATE LIMITED</w:t>
-      </w:r>
-    </w:p>
-    <w:p>
-      <w:pPr>
-        <w:spacing w:before="0" w:after="0"/>
-        <w:jc w:val="left"/>
-      </w:pPr>
-      <w:r>
-        <w:rPr>
-          <w:rFonts w:ascii="Adani" w:hAnsi="Adani"/>
-          <w:b w:val="0"/>
-          <w:sz w:val="20"/>
-          <w:u w:val="none"/>
-        </w:rPr>
-        <w:t>VAMI REALTECH PRIVATE LIMITED</w:t>
-      </w:r>
-    </w:p>
-    <w:p>
-      <w:pPr>
-        <w:spacing w:before="0" w:after="0"/>
-        <w:jc w:val="left"/>
-      </w:pPr>
-      <w:r>
-        <w:rPr>
-          <w:rFonts w:ascii="Adani" w:hAnsi="Adani"/>
-          <w:b w:val="0"/>
-          <w:sz w:val="20"/>
-          <w:u w:val="none"/>
-        </w:rPr>
-        <w:t>YYA REALTORS AND DEVELOPERS PRIVATE LIMITED</w:t>
-      </w:r>
-    </w:p>
-    <w:p>
-      <w:pPr>
-        <w:spacing w:before="0" w:after="0"/>
-        <w:jc w:val="left"/>
-      </w:pPr>
-      <w:r>
-        <w:rPr>
-          <w:rFonts w:ascii="Adani" w:hAnsi="Adani"/>
-          <w:b w:val="0"/>
-          <w:sz w:val="20"/>
-          <w:u w:val="none"/>
-        </w:rPr>
-        <w:t>AY REALTORS AND DEVELOPERS PRIVATE LIMITED</w:t>
-      </w:r>
-    </w:p>
-    <w:p>
-      <w:pPr>
-        <w:spacing w:before="0" w:after="0"/>
-        <w:jc w:val="left"/>
-      </w:pPr>
-      <w:r>
-        <w:rPr>
-          <w:rFonts w:ascii="Adani" w:hAnsi="Adani"/>
-          <w:b w:val="0"/>
-          <w:sz w:val="20"/>
-          <w:u w:val="none"/>
-        </w:rPr>
-        <w:t>AY BUILDERS PRIVATE LIMITED</w:t>
-      </w:r>
-    </w:p>
-    <w:p>
-      <w:pPr>
-        <w:spacing w:before="0" w:after="0"/>
-        <w:jc w:val="left"/>
-      </w:pPr>
-      <w:r>
-        <w:rPr>
-          <w:rFonts w:ascii="Adani" w:hAnsi="Adani"/>
-          <w:b w:val="0"/>
-          <w:sz w:val="20"/>
-          <w:u w:val="none"/>
-        </w:rPr>
-        <w:t>AY BUILDWELL PRIVATE LIMITED</w:t>
-      </w:r>
-    </w:p>
-    <w:p>
-      <w:pPr>
-        <w:spacing w:before="0" w:after="0"/>
-        <w:jc w:val="left"/>
-      </w:pPr>
-      <w:r>
-        <w:rPr>
-          <w:rFonts w:ascii="Adani" w:hAnsi="Adani"/>
-          <w:b w:val="0"/>
-          <w:sz w:val="20"/>
-          <w:u w:val="none"/>
-        </w:rPr>
-        <w:t>YA DEVELOPERS PRIVATE LIMITED</w:t>
-      </w:r>
-    </w:p>
-    <w:p>
-      <w:pPr>
-        <w:spacing w:before="0" w:after="0"/>
-        <w:jc w:val="left"/>
-      </w:pPr>
-      <w:r>
-        <w:rPr>
-          <w:rFonts w:ascii="Adani" w:hAnsi="Adani"/>
-          <w:b w:val="0"/>
-          <w:sz w:val="20"/>
-          <w:u w:val="none"/>
-        </w:rPr>
-        <w:t>GRIPTRONICS ENTERPRISES PRIVATE LIMITED</w:t>
-      </w:r>
-    </w:p>
-    <w:p>
-      <w:pPr>
-        <w:spacing w:before="0" w:after="0"/>
-        <w:jc w:val="left"/>
-      </w:pPr>
-      <w:r>
-        <w:rPr>
-          <w:rFonts w:ascii="Adani" w:hAnsi="Adani"/>
-          <w:b w:val="0"/>
-          <w:sz w:val="20"/>
-          <w:u w:val="none"/>
-        </w:rPr>
-        <w:t>NABHGANGA ENTERPRISES PRIVATE LIMITED</w:t>
-      </w:r>
-    </w:p>
-    <w:p>
-      <w:pPr>
-        <w:spacing w:before="0" w:after="0"/>
-        <w:jc w:val="left"/>
-      </w:pPr>
-      <w:r>
-        <w:rPr>
-          <w:rFonts w:ascii="Adani" w:hAnsi="Adani"/>
-          <w:b w:val="0"/>
-          <w:sz w:val="20"/>
-          <w:u w:val="none"/>
-        </w:rPr>
-        <w:t>MANDHATA BUILD ESTATE LIMITED</w:t>
-      </w:r>
-    </w:p>
-    <w:p>
-      <w:pPr>
         <w:spacing w:before="0" w:after="160"/>
         <w:jc w:val="left"/>
       </w:pPr>
       <w:r>
         <w:rPr>
           <w:rFonts w:ascii="Adani" w:hAnsi="Adani"/>
-          <w:b w:val="0"/>
+          <w:b/>
           <w:sz w:val="20"/>
           <w:u w:val="none"/>
         </w:rPr>
-        <w:t>ADANI MURMUGAO PORT TERMINAL PRIVATE LIMITED</w:t>
+        <w:t>NABHGANGA ENTERPRISES PRIVATE LIMITED</w:t>
       </w:r>
     </w:p>
     <w:p>
@@ -539,7 +389,7 @@
                 <w:sz w:val="18"/>
                 <w:u w:val="none"/>
               </w:rPr>
-              <w:t>VMM DEVELOPERS PRIVATE LIMITED</w:t>
+              <w:t>YYA REALTORS AND DEVELOPERS PRIVATE LIMITED</w:t>
             </w:r>
           </w:p>
         </w:tc>
@@ -681,7 +531,7 @@
                 <w:sz w:val="18"/>
                 <w:u w:val="none"/>
               </w:rPr>
-              <w:t>VAMI REALTECH PRIVATE LIMITED</w:t>
+              <w:t>YA DEVELOPERS PRIVATE LIMITED</w:t>
             </w:r>
           </w:p>
         </w:tc>
@@ -823,7 +673,7 @@
                 <w:sz w:val="18"/>
                 <w:u w:val="none"/>
               </w:rPr>
-              <w:t>YYA REALTORS AND DEVELOPERS PRIVATE LIMITED</w:t>
+              <w:t>VAMI REALTECH PRIVATE LIMITED</w:t>
             </w:r>
           </w:p>
         </w:tc>
@@ -965,7 +815,7 @@
                 <w:sz w:val="18"/>
                 <w:u w:val="none"/>
               </w:rPr>
-              <w:t>AY REALTORS AND DEVELOPERS PRIVATE LIMITED</w:t>
+              <w:t>AY BUILDERS PRIVATE LIMITED</w:t>
             </w:r>
           </w:p>
         </w:tc>
@@ -1107,7 +957,7 @@
                 <w:sz w:val="18"/>
                 <w:u w:val="none"/>
               </w:rPr>
-              <w:t>AY BUILDERS PRIVATE LIMITED</w:t>
+              <w:t>VMM DEVELOPERS PRIVATE LIMITED</w:t>
             </w:r>
           </w:p>
         </w:tc>
@@ -1249,7 +1099,7 @@
                 <w:sz w:val="18"/>
                 <w:u w:val="none"/>
               </w:rPr>
-              <w:t>AY BUILDWELL PRIVATE LIMITED</w:t>
+              <w:t>AY REALTORS AND DEVELOPERS PRIVATE LIMITED</w:t>
             </w:r>
           </w:p>
         </w:tc>
@@ -1391,7 +1241,7 @@
                 <w:sz w:val="18"/>
                 <w:u w:val="none"/>
               </w:rPr>
-              <w:t>YA DEVELOPERS PRIVATE LIMITED</w:t>
+              <w:t>AY BUILDWELL PRIVATE LIMITED</w:t>
             </w:r>
           </w:p>
         </w:tc>
@@ -1533,7 +1383,7 @@
                 <w:sz w:val="18"/>
                 <w:u w:val="none"/>
               </w:rPr>
-              <w:t>GRIPTRONICS ENTERPRISES PRIVATE LIMITED</w:t>
+              <w:t>NABHGANGA ENTERPRISES PRIVATE LIMITED</w:t>
             </w:r>
           </w:p>
         </w:tc>
@@ -1675,7 +1525,7 @@
                 <w:sz w:val="18"/>
                 <w:u w:val="none"/>
               </w:rPr>
-              <w:t>NABHGANGA ENTERPRISES PRIVATE LIMITED</w:t>
+              <w:t>GRIPTRONICS ENTERPRISES PRIVATE LIMITED</w:t>
             </w:r>
           </w:p>
         </w:tc>
@@ -1902,148 +1752,6 @@
                 <w:u w:val="none"/>
               </w:rPr>
               <w:t>01/12/2023</w:t>
-            </w:r>
-          </w:p>
-        </w:tc>
-      </w:tr>
-      <w:tr>
-        <w:tc>
-          <w:tcPr>
-            <w:tcW w:type="dxa" w:w="680"/>
-            <w:shd w:val="clear" w:color="auto" w:fill="FFFFFF"/>
-            <w:tcBorders>
-              <w:top w:val="single" w:sz="4" w:space="0" w:color="000000"/>
-              <w:left w:val="single" w:sz="4" w:space="0" w:color="000000"/>
-              <w:bottom w:val="single" w:sz="4" w:space="0" w:color="000000"/>
-              <w:right w:val="single" w:sz="4" w:space="0" w:color="000000"/>
-            </w:tcBorders>
-            <w:vAlign w:val="center"/>
-          </w:tcPr>
-          <w:p>
-            <w:pPr>
-              <w:spacing w:before="40" w:after="40"/>
-              <w:jc w:val="left"/>
-            </w:pPr>
-            <w:r>
-              <w:rPr>
-                <w:rFonts w:ascii="Adani" w:hAnsi="Adani"/>
-                <w:b w:val="0"/>
-                <w:sz w:val="18"/>
-                <w:u w:val="none"/>
-              </w:rPr>
-              <w:t>11</w:t>
-            </w:r>
-          </w:p>
-        </w:tc>
-        <w:tc>
-          <w:tcPr>
-            <w:tcW w:type="dxa" w:w="3969"/>
-            <w:shd w:val="clear" w:color="auto" w:fill="FFFFFF"/>
-            <w:tcBorders>
-              <w:top w:val="single" w:sz="4" w:space="0" w:color="000000"/>
-              <w:left w:val="single" w:sz="4" w:space="0" w:color="000000"/>
-              <w:bottom w:val="single" w:sz="4" w:space="0" w:color="000000"/>
-              <w:right w:val="single" w:sz="4" w:space="0" w:color="000000"/>
-            </w:tcBorders>
-            <w:vAlign w:val="center"/>
-          </w:tcPr>
-          <w:p>
-            <w:pPr>
-              <w:spacing w:before="40" w:after="40"/>
-              <w:jc w:val="left"/>
-            </w:pPr>
-            <w:r>
-              <w:rPr>
-                <w:rFonts w:ascii="Adani" w:hAnsi="Adani"/>
-                <w:b w:val="0"/>
-                <w:sz w:val="18"/>
-                <w:u w:val="none"/>
-              </w:rPr>
-              <w:t>ADANI MURMUGAO PORT TERMINAL PRIVATE LIMITED</w:t>
-            </w:r>
-          </w:p>
-        </w:tc>
-        <w:tc>
-          <w:tcPr>
-            <w:tcW w:type="dxa" w:w="1814"/>
-            <w:shd w:val="clear" w:color="auto" w:fill="FFFFFF"/>
-            <w:tcBorders>
-              <w:top w:val="single" w:sz="4" w:space="0" w:color="000000"/>
-              <w:left w:val="single" w:sz="4" w:space="0" w:color="000000"/>
-              <w:bottom w:val="single" w:sz="4" w:space="0" w:color="000000"/>
-              <w:right w:val="single" w:sz="4" w:space="0" w:color="000000"/>
-            </w:tcBorders>
-            <w:vAlign w:val="center"/>
-          </w:tcPr>
-          <w:p>
-            <w:pPr>
-              <w:spacing w:before="40" w:after="40"/>
-              <w:jc w:val="left"/>
-            </w:pPr>
-            <w:r>
-              <w:rPr>
-                <w:rFonts w:ascii="Adani" w:hAnsi="Adani"/>
-                <w:b w:val="0"/>
-                <w:sz w:val="18"/>
-                <w:u w:val="none"/>
-              </w:rPr>
-              <w:t>CFO</w:t>
-            </w:r>
-          </w:p>
-        </w:tc>
-        <w:tc>
-          <w:tcPr>
-            <w:tcW w:type="dxa" w:w="1020"/>
-            <w:shd w:val="clear" w:color="auto" w:fill="FFFFFF"/>
-            <w:tcBorders>
-              <w:top w:val="single" w:sz="4" w:space="0" w:color="000000"/>
-              <w:left w:val="single" w:sz="4" w:space="0" w:color="000000"/>
-              <w:bottom w:val="single" w:sz="4" w:space="0" w:color="000000"/>
-              <w:right w:val="single" w:sz="4" w:space="0" w:color="000000"/>
-            </w:tcBorders>
-            <w:vAlign w:val="center"/>
-          </w:tcPr>
-          <w:p>
-            <w:pPr>
-              <w:spacing w:before="40" w:after="40"/>
-              <w:jc w:val="left"/>
-            </w:pPr>
-            <w:r>
-              <w:rPr>
-                <w:rFonts w:ascii="Adani" w:hAnsi="Adani"/>
-                <w:b w:val="0"/>
-                <w:sz w:val="18"/>
-                <w:u w:val="none"/>
-              </w:rPr>
-              <w:t>NIL</w:t>
-            </w:r>
-          </w:p>
-        </w:tc>
-        <w:tc>
-          <w:tcPr>
-            <w:tcW w:type="dxa" w:w="1247"/>
-            <w:shd w:val="clear" w:color="auto" w:fill="FFFFFF"/>
-            <w:tcBorders>
-              <w:top w:val="single" w:sz="4" w:space="0" w:color="000000"/>
-              <w:left w:val="single" w:sz="4" w:space="0" w:color="000000"/>
-              <w:bottom w:val="single" w:sz="4" w:space="0" w:color="000000"/>
-              <w:right w:val="single" w:sz="4" w:space="0" w:color="000000"/>
-            </w:tcBorders>
-            <w:vAlign w:val="center"/>
-          </w:tcPr>
-          <w:p>
-            <w:pPr>
-              <w:spacing w:before="40" w:after="40"/>
-              <w:jc w:val="left"/>
-            </w:pPr>
-            <w:r>
-              <w:rPr>
-                <w:rFonts w:ascii="Adani" w:hAnsi="Adani"/>
-                <w:b w:val="0"/>
-                <w:sz w:val="18"/>
-                <w:u w:val="none"/>
-              </w:rPr>
-              <w:t>29/01/2022</w:t>
             </w:r>
           </w:p>
         </w:tc>
@@ -2280,7 +1988,7 @@
                 <w:sz w:val="18"/>
                 <w:u w:val="none"/>
               </w:rPr>
-              <w:t>Date:   07th May, 2026</w:t>
+              <w:t>Date:   15th May, 2026</w:t>
             </w:r>
           </w:p>
         </w:tc>
@@ -2546,174 +2254,441 @@
         <w:t>:</w:t>
       </w:r>
     </w:p>
-    <w:p>
-      <w:pPr>
-        <w:pStyle w:val="ListNumber"/>
-        <w:spacing w:before="0" w:after="40"/>
-        <w:ind w:left="720"/>
-      </w:pPr>
-      <w:r>
-        <w:rPr>
-          <w:rFonts w:ascii="Adani" w:hAnsi="Adani"/>
-          <w:b w:val="0"/>
-          <w:sz w:val="20"/>
-          <w:u w:val="none"/>
-        </w:rPr>
-        <w:t>Father</w:t>
-        <w:tab/>
-        <w:tab/>
-        <w:t>:</w:t>
-        <w:tab/>
-        <w:t>NIL</w:t>
-      </w:r>
-    </w:p>
-    <w:p>
-      <w:pPr>
-        <w:pStyle w:val="ListNumber"/>
-        <w:spacing w:before="0" w:after="40"/>
-        <w:ind w:left="720"/>
-      </w:pPr>
-      <w:r>
-        <w:rPr>
-          <w:rFonts w:ascii="Adani" w:hAnsi="Adani"/>
-          <w:b w:val="0"/>
-          <w:sz w:val="20"/>
-          <w:u w:val="none"/>
-        </w:rPr>
-        <w:t>Mother</w:t>
-        <w:tab/>
-        <w:tab/>
-        <w:t>:</w:t>
-        <w:tab/>
-        <w:t>NIL</w:t>
-      </w:r>
-    </w:p>
-    <w:p>
-      <w:pPr>
-        <w:pStyle w:val="ListNumber"/>
-        <w:spacing w:before="0" w:after="40"/>
-        <w:ind w:left="720"/>
-      </w:pPr>
-      <w:r>
-        <w:rPr>
-          <w:rFonts w:ascii="Adani" w:hAnsi="Adani"/>
-          <w:b w:val="0"/>
-          <w:sz w:val="20"/>
-          <w:u w:val="none"/>
-        </w:rPr>
-        <w:t>Son</w:t>
-        <w:tab/>
-        <w:tab/>
-        <w:t>:</w:t>
-        <w:tab/>
-        <w:t>NIL</w:t>
-      </w:r>
-    </w:p>
-    <w:p>
-      <w:pPr>
-        <w:pStyle w:val="ListNumber"/>
-        <w:spacing w:before="0" w:after="40"/>
-        <w:ind w:left="720"/>
-      </w:pPr>
-      <w:r>
-        <w:rPr>
-          <w:rFonts w:ascii="Adani" w:hAnsi="Adani"/>
-          <w:b w:val="0"/>
-          <w:sz w:val="20"/>
-          <w:u w:val="none"/>
-        </w:rPr>
-        <w:t>Son's Wife</w:t>
-        <w:tab/>
-        <w:tab/>
-        <w:t>:</w:t>
-        <w:tab/>
-        <w:t>NIL</w:t>
-      </w:r>
-    </w:p>
-    <w:p>
-      <w:pPr>
-        <w:pStyle w:val="ListNumber"/>
-        <w:spacing w:before="0" w:after="40"/>
-        <w:ind w:left="720"/>
-      </w:pPr>
-      <w:r>
-        <w:rPr>
-          <w:rFonts w:ascii="Adani" w:hAnsi="Adani"/>
-          <w:b w:val="0"/>
-          <w:sz w:val="20"/>
-          <w:u w:val="none"/>
-        </w:rPr>
-        <w:t>Daughter</w:t>
-        <w:tab/>
-        <w:tab/>
-        <w:t>:</w:t>
-        <w:tab/>
-        <w:t>NIL</w:t>
-      </w:r>
-    </w:p>
-    <w:p>
-      <w:pPr>
-        <w:pStyle w:val="ListNumber"/>
-        <w:spacing w:before="0" w:after="40"/>
-        <w:ind w:left="720"/>
-      </w:pPr>
-      <w:r>
-        <w:rPr>
-          <w:rFonts w:ascii="Adani" w:hAnsi="Adani"/>
-          <w:b w:val="0"/>
-          <w:sz w:val="20"/>
-          <w:u w:val="none"/>
-        </w:rPr>
-        <w:t>Daughter's Husband</w:t>
-        <w:tab/>
-        <w:tab/>
-        <w:t>:</w:t>
-        <w:tab/>
-        <w:t>NIL</w:t>
-      </w:r>
-    </w:p>
-    <w:p>
-      <w:pPr>
-        <w:pStyle w:val="ListNumber"/>
-        <w:spacing w:before="0" w:after="40"/>
-        <w:ind w:left="720"/>
-      </w:pPr>
-      <w:r>
-        <w:rPr>
-          <w:rFonts w:ascii="Adani" w:hAnsi="Adani"/>
-          <w:b w:val="0"/>
-          <w:sz w:val="20"/>
-          <w:u w:val="none"/>
-        </w:rPr>
-        <w:t>Brother</w:t>
-        <w:tab/>
-        <w:tab/>
-        <w:t>:</w:t>
-        <w:tab/>
-        <w:t>NIL</w:t>
-      </w:r>
-    </w:p>
-    <w:p>
-      <w:pPr>
-        <w:pStyle w:val="ListNumber"/>
-        <w:spacing w:before="0" w:after="40"/>
-        <w:ind w:left="720"/>
-      </w:pPr>
-      <w:r>
-        <w:rPr>
-          <w:rFonts w:ascii="Adani" w:hAnsi="Adani"/>
-          <w:b w:val="0"/>
-          <w:sz w:val="20"/>
-          <w:u w:val="none"/>
-        </w:rPr>
-        <w:t>Sister</w:t>
-        <w:tab/>
-        <w:tab/>
-        <w:t>:</w:t>
-        <w:tab/>
-        <w:t>NIL</w:t>
-      </w:r>
-    </w:p>
+    <w:tbl>
+      <w:tblPr>
+        <w:tblW w:type="auto" w:w="0"/>
+        <w:jc w:val="left"/>
+        <w:tblLook w:firstColumn="1" w:firstRow="1" w:lastColumn="0" w:lastRow="0" w:noHBand="0" w:noVBand="1" w:val="04A0"/>
+      </w:tblPr>
+      <w:tblGrid>
+        <w:gridCol w:w="4536"/>
+        <w:gridCol w:w="4536"/>
+      </w:tblGrid>
+      <w:tr>
+        <w:tc>
+          <w:tcPr>
+            <w:tcW w:type="dxa" w:w="4536"/>
+            <w:tcBorders>
+              <w:top w:val="none"/>
+              <w:bottom w:val="none"/>
+              <w:left w:val="none"/>
+              <w:right w:val="none"/>
+            </w:tcBorders>
+          </w:tcPr>
+          <w:p>
+            <w:pPr>
+              <w:ind w:left="720"/>
+            </w:pPr>
+            <w:r>
+              <w:rPr>
+                <w:rFonts w:ascii="Adani" w:hAnsi="Adani"/>
+                <w:b w:val="0"/>
+                <w:sz w:val="20"/>
+                <w:u w:val="none"/>
+              </w:rPr>
+              <w:t>1.</w:t>
+              <w:tab/>
+              <w:t>Father</w:t>
+              <w:tab/>
+              <w:t>:</w:t>
+            </w:r>
+          </w:p>
+        </w:tc>
+        <w:tc>
+          <w:tcPr>
+            <w:tcW w:type="dxa" w:w="4536"/>
+            <w:tcBorders>
+              <w:top w:val="none"/>
+              <w:bottom w:val="none"/>
+              <w:left w:val="none"/>
+              <w:right w:val="none"/>
+            </w:tcBorders>
+          </w:tcPr>
+          <w:p>
+            <w:r>
+              <w:rPr>
+                <w:rFonts w:ascii="Adani" w:hAnsi="Adani"/>
+                <w:b w:val="0"/>
+                <w:sz w:val="20"/>
+                <w:u w:val="none"/>
+              </w:rPr>
+              <w:t>NIL</w:t>
+            </w:r>
+          </w:p>
+        </w:tc>
+      </w:tr>
+      <w:tr>
+        <w:tc>
+          <w:tcPr>
+            <w:tcW w:type="dxa" w:w="4536"/>
+            <w:tcBorders>
+              <w:top w:val="none"/>
+              <w:bottom w:val="none"/>
+              <w:left w:val="none"/>
+              <w:right w:val="none"/>
+            </w:tcBorders>
+          </w:tcPr>
+          <w:p>
+            <w:pPr>
+              <w:ind w:left="720"/>
+            </w:pPr>
+            <w:r>
+              <w:rPr>
+                <w:rFonts w:ascii="Adani" w:hAnsi="Adani"/>
+                <w:b w:val="0"/>
+                <w:sz w:val="20"/>
+                <w:u w:val="none"/>
+              </w:rPr>
+              <w:t>2.</w:t>
+              <w:tab/>
+              <w:t>Mother</w:t>
+              <w:tab/>
+              <w:t>:</w:t>
+            </w:r>
+          </w:p>
+        </w:tc>
+        <w:tc>
+          <w:tcPr>
+            <w:tcW w:type="dxa" w:w="4536"/>
+            <w:tcBorders>
+              <w:top w:val="none"/>
+              <w:bottom w:val="none"/>
+              <w:left w:val="none"/>
+              <w:right w:val="none"/>
+            </w:tcBorders>
+          </w:tcPr>
+          <w:p>
+            <w:r>
+              <w:rPr>
+                <w:rFonts w:ascii="Adani" w:hAnsi="Adani"/>
+                <w:b w:val="0"/>
+                <w:sz w:val="20"/>
+                <w:u w:val="none"/>
+              </w:rPr>
+              <w:t>NIL</w:t>
+            </w:r>
+          </w:p>
+        </w:tc>
+      </w:tr>
+      <w:tr>
+        <w:tc>
+          <w:tcPr>
+            <w:tcW w:type="dxa" w:w="4536"/>
+            <w:tcBorders>
+              <w:top w:val="none"/>
+              <w:bottom w:val="none"/>
+              <w:left w:val="none"/>
+              <w:right w:val="none"/>
+            </w:tcBorders>
+          </w:tcPr>
+          <w:p>
+            <w:pPr>
+              <w:ind w:left="720"/>
+            </w:pPr>
+            <w:r>
+              <w:rPr>
+                <w:rFonts w:ascii="Adani" w:hAnsi="Adani"/>
+                <w:b w:val="0"/>
+                <w:sz w:val="20"/>
+                <w:u w:val="none"/>
+              </w:rPr>
+              <w:t>3.</w:t>
+              <w:tab/>
+              <w:t>Son</w:t>
+              <w:tab/>
+              <w:t>:</w:t>
+            </w:r>
+          </w:p>
+        </w:tc>
+        <w:tc>
+          <w:tcPr>
+            <w:tcW w:type="dxa" w:w="4536"/>
+            <w:tcBorders>
+              <w:top w:val="none"/>
+              <w:bottom w:val="none"/>
+              <w:left w:val="none"/>
+              <w:right w:val="none"/>
+            </w:tcBorders>
+          </w:tcPr>
+          <w:p>
+            <w:r>
+              <w:rPr>
+                <w:rFonts w:ascii="Adani" w:hAnsi="Adani"/>
+                <w:b w:val="0"/>
+                <w:sz w:val="20"/>
+                <w:u w:val="none"/>
+              </w:rPr>
+              <w:t>NIL</w:t>
+            </w:r>
+          </w:p>
+        </w:tc>
+      </w:tr>
+      <w:tr>
+        <w:tc>
+          <w:tcPr>
+            <w:tcW w:type="dxa" w:w="4536"/>
+            <w:tcBorders>
+              <w:top w:val="none"/>
+              <w:bottom w:val="none"/>
+              <w:left w:val="none"/>
+              <w:right w:val="none"/>
+            </w:tcBorders>
+          </w:tcPr>
+          <w:p>
+            <w:pPr>
+              <w:ind w:left="720"/>
+            </w:pPr>
+            <w:r>
+              <w:rPr>
+                <w:rFonts w:ascii="Adani" w:hAnsi="Adani"/>
+                <w:b w:val="0"/>
+                <w:sz w:val="20"/>
+                <w:u w:val="none"/>
+              </w:rPr>
+              <w:t>4.</w:t>
+              <w:tab/>
+              <w:t>Son's Wife</w:t>
+              <w:tab/>
+              <w:t>:</w:t>
+            </w:r>
+          </w:p>
+        </w:tc>
+        <w:tc>
+          <w:tcPr>
+            <w:tcW w:type="dxa" w:w="4536"/>
+            <w:tcBorders>
+              <w:top w:val="none"/>
+              <w:bottom w:val="none"/>
+              <w:left w:val="none"/>
+              <w:right w:val="none"/>
+            </w:tcBorders>
+          </w:tcPr>
+          <w:p>
+            <w:r>
+              <w:rPr>
+                <w:rFonts w:ascii="Adani" w:hAnsi="Adani"/>
+                <w:b w:val="0"/>
+                <w:sz w:val="20"/>
+                <w:u w:val="none"/>
+              </w:rPr>
+              <w:t>NIL</w:t>
+            </w:r>
+          </w:p>
+        </w:tc>
+      </w:tr>
+      <w:tr>
+        <w:tc>
+          <w:tcPr>
+            <w:tcW w:type="dxa" w:w="4536"/>
+            <w:tcBorders>
+              <w:top w:val="none"/>
+              <w:bottom w:val="none"/>
+              <w:left w:val="none"/>
+              <w:right w:val="none"/>
+            </w:tcBorders>
+          </w:tcPr>
+          <w:p>
+            <w:pPr>
+              <w:ind w:left="720"/>
+            </w:pPr>
+            <w:r>
+              <w:rPr>
+                <w:rFonts w:ascii="Adani" w:hAnsi="Adani"/>
+                <w:b w:val="0"/>
+                <w:sz w:val="20"/>
+                <w:u w:val="none"/>
+              </w:rPr>
+              <w:t>5.</w:t>
+              <w:tab/>
+              <w:t>Daughter</w:t>
+              <w:tab/>
+              <w:t>:</w:t>
+            </w:r>
+          </w:p>
+        </w:tc>
+        <w:tc>
+          <w:tcPr>
+            <w:tcW w:type="dxa" w:w="4536"/>
+            <w:tcBorders>
+              <w:top w:val="none"/>
+              <w:bottom w:val="none"/>
+              <w:left w:val="none"/>
+              <w:right w:val="none"/>
+            </w:tcBorders>
+          </w:tcPr>
+          <w:p>
+            <w:r>
+              <w:rPr>
+                <w:rFonts w:ascii="Adani" w:hAnsi="Adani"/>
+                <w:b w:val="0"/>
+                <w:sz w:val="20"/>
+                <w:u w:val="none"/>
+              </w:rPr>
+              <w:t>NIL</w:t>
+            </w:r>
+          </w:p>
+        </w:tc>
+      </w:tr>
+      <w:tr>
+        <w:tc>
+          <w:tcPr>
+            <w:tcW w:type="dxa" w:w="4536"/>
+            <w:tcBorders>
+              <w:top w:val="none"/>
+              <w:bottom w:val="none"/>
+              <w:left w:val="none"/>
+              <w:right w:val="none"/>
+            </w:tcBorders>
+          </w:tcPr>
+          <w:p>
+            <w:pPr>
+              <w:ind w:left="720"/>
+            </w:pPr>
+            <w:r>
+              <w:rPr>
+                <w:rFonts w:ascii="Adani" w:hAnsi="Adani"/>
+                <w:b w:val="0"/>
+                <w:sz w:val="20"/>
+                <w:u w:val="none"/>
+              </w:rPr>
+              <w:t>6.</w:t>
+              <w:tab/>
+              <w:t>Daughter's Husband</w:t>
+              <w:tab/>
+              <w:t>:</w:t>
+            </w:r>
+          </w:p>
+        </w:tc>
+        <w:tc>
+          <w:tcPr>
+            <w:tcW w:type="dxa" w:w="4536"/>
+            <w:tcBorders>
+              <w:top w:val="none"/>
+              <w:bottom w:val="none"/>
+              <w:left w:val="none"/>
+              <w:right w:val="none"/>
+            </w:tcBorders>
+          </w:tcPr>
+          <w:p>
+            <w:r>
+              <w:rPr>
+                <w:rFonts w:ascii="Adani" w:hAnsi="Adani"/>
+                <w:b w:val="0"/>
+                <w:sz w:val="20"/>
+                <w:u w:val="none"/>
+              </w:rPr>
+              <w:t>NIL</w:t>
+            </w:r>
+          </w:p>
+        </w:tc>
+      </w:tr>
+      <w:tr>
+        <w:tc>
+          <w:tcPr>
+            <w:tcW w:type="dxa" w:w="4536"/>
+            <w:tcBorders>
+              <w:top w:val="none"/>
+              <w:bottom w:val="none"/>
+              <w:left w:val="none"/>
+              <w:right w:val="none"/>
+            </w:tcBorders>
+          </w:tcPr>
+          <w:p>
+            <w:pPr>
+              <w:ind w:left="720"/>
+            </w:pPr>
+            <w:r>
+              <w:rPr>
+                <w:rFonts w:ascii="Adani" w:hAnsi="Adani"/>
+                <w:b w:val="0"/>
+                <w:sz w:val="20"/>
+                <w:u w:val="none"/>
+              </w:rPr>
+              <w:t>7.</w:t>
+              <w:tab/>
+              <w:t>Brother</w:t>
+              <w:tab/>
+              <w:t>:</w:t>
+            </w:r>
+          </w:p>
+        </w:tc>
+        <w:tc>
+          <w:tcPr>
+            <w:tcW w:type="dxa" w:w="4536"/>
+            <w:tcBorders>
+              <w:top w:val="none"/>
+              <w:bottom w:val="none"/>
+              <w:left w:val="none"/>
+              <w:right w:val="none"/>
+            </w:tcBorders>
+          </w:tcPr>
+          <w:p>
+            <w:r>
+              <w:rPr>
+                <w:rFonts w:ascii="Adani" w:hAnsi="Adani"/>
+                <w:b w:val="0"/>
+                <w:sz w:val="20"/>
+                <w:u w:val="none"/>
+              </w:rPr>
+              <w:t>NIL</w:t>
+            </w:r>
+          </w:p>
+        </w:tc>
+      </w:tr>
+      <w:tr>
+        <w:tc>
+          <w:tcPr>
+            <w:tcW w:type="dxa" w:w="4536"/>
+            <w:tcBorders>
+              <w:top w:val="none"/>
+              <w:bottom w:val="none"/>
+              <w:left w:val="none"/>
+              <w:right w:val="none"/>
+            </w:tcBorders>
+          </w:tcPr>
+          <w:p>
+            <w:pPr>
+              <w:ind w:left="720"/>
+            </w:pPr>
+            <w:r>
+              <w:rPr>
+                <w:rFonts w:ascii="Adani" w:hAnsi="Adani"/>
+                <w:b w:val="0"/>
+                <w:sz w:val="20"/>
+                <w:u w:val="none"/>
+              </w:rPr>
+              <w:t>8.</w:t>
+              <w:tab/>
+              <w:t>Sister</w:t>
+              <w:tab/>
+              <w:t>:</w:t>
+            </w:r>
+          </w:p>
+        </w:tc>
+        <w:tc>
+          <w:tcPr>
+            <w:tcW w:type="dxa" w:w="4536"/>
+            <w:tcBorders>
+              <w:top w:val="none"/>
+              <w:bottom w:val="none"/>
+              <w:left w:val="none"/>
+              <w:right w:val="none"/>
+            </w:tcBorders>
+          </w:tcPr>
+          <w:p>
+            <w:r>
+              <w:rPr>
+                <w:rFonts w:ascii="Adani" w:hAnsi="Adani"/>
+                <w:b w:val="0"/>
+                <w:sz w:val="20"/>
+                <w:u w:val="none"/>
+              </w:rPr>
+              <w:t>NIL</w:t>
+            </w:r>
+          </w:p>
+        </w:tc>
+      </w:tr>
+    </w:tbl>
     <w:p/>
     <w:p>
       <w:pPr>
@@ -3050,7 +3025,7 @@
                 <w:sz w:val="18"/>
                 <w:u w:val="none"/>
               </w:rPr>
-              <w:t>Date:   07th May, 2026</w:t>
+              <w:t>Date:   15th May, 2026</w:t>
             </w:r>
           </w:p>
         </w:tc>
@@ -3211,7 +3186,7 @@
           <w:sz w:val="20"/>
           <w:u w:val="none"/>
         </w:rPr>
-        <w:t>07th May, 2026</w:t>
+        <w:t>15th May, 2026</w:t>
       </w:r>
     </w:p>
     <w:p>
@@ -3256,7 +3231,22 @@
           <w:sz w:val="20"/>
           <w:u w:val="none"/>
         </w:rPr>
-        <w:t>VMM DEVELOPERS PRIVATE LIMITED</w:t>
+        <w:t>YYA REALTORS AND DEVELOPERS PRIVATE LIMITED</w:t>
+      </w:r>
+    </w:p>
+    <w:p>
+      <w:pPr>
+        <w:spacing w:before="0" w:after="20"/>
+        <w:jc w:val="left"/>
+      </w:pPr>
+      <w:r>
+        <w:rPr>
+          <w:rFonts w:ascii="Adani" w:hAnsi="Adani"/>
+          <w:b/>
+          <w:sz w:val="20"/>
+          <w:u w:val="none"/>
+        </w:rPr>
+        <w:t>YA DEVELOPERS PRIVATE LIMITED</w:t>
       </w:r>
     </w:p>
     <w:p>
@@ -3286,7 +3276,22 @@
           <w:sz w:val="20"/>
           <w:u w:val="none"/>
         </w:rPr>
-        <w:t>YYA REALTORS AND DEVELOPERS PRIVATE LIMITED</w:t>
+        <w:t>AY BUILDERS PRIVATE LIMITED</w:t>
+      </w:r>
+    </w:p>
+    <w:p>
+      <w:pPr>
+        <w:spacing w:before="0" w:after="20"/>
+        <w:jc w:val="left"/>
+      </w:pPr>
+      <w:r>
+        <w:rPr>
+          <w:rFonts w:ascii="Adani" w:hAnsi="Adani"/>
+          <w:b/>
+          <w:sz w:val="20"/>
+          <w:u w:val="none"/>
+        </w:rPr>
+        <w:t>VMM DEVELOPERS PRIVATE LIMITED</w:t>
       </w:r>
     </w:p>
     <w:p>
@@ -3316,21 +3321,6 @@
           <w:sz w:val="20"/>
           <w:u w:val="none"/>
         </w:rPr>
-        <w:t>AY BUILDERS PRIVATE LIMITED</w:t>
-      </w:r>
-    </w:p>
-    <w:p>
-      <w:pPr>
-        <w:spacing w:before="0" w:after="20"/>
-        <w:jc w:val="left"/>
-      </w:pPr>
-      <w:r>
-        <w:rPr>
-          <w:rFonts w:ascii="Adani" w:hAnsi="Adani"/>
-          <w:b/>
-          <w:sz w:val="20"/>
-          <w:u w:val="none"/>
-        </w:rPr>
         <w:t>AY BUILDWELL PRIVATE LIMITED</w:t>
       </w:r>
     </w:p>
@@ -3346,7 +3336,7 @@
           <w:sz w:val="20"/>
           <w:u w:val="none"/>
         </w:rPr>
-        <w:t>YA DEVELOPERS PRIVATE LIMITED</w:t>
+        <w:t>NABHGANGA ENTERPRISES PRIVATE LIMITED</w:t>
       </w:r>
     </w:p>
     <w:p>
@@ -3376,37 +3366,7 @@
           <w:sz w:val="20"/>
           <w:u w:val="none"/>
         </w:rPr>
-        <w:t>NABHGANGA ENTERPRISES PRIVATE LIMITED</w:t>
-      </w:r>
-    </w:p>
-    <w:p>
-      <w:pPr>
-        <w:spacing w:before="0" w:after="20"/>
-        <w:jc w:val="left"/>
-      </w:pPr>
-      <w:r>
-        <w:rPr>
-          <w:rFonts w:ascii="Adani" w:hAnsi="Adani"/>
-          <w:b/>
-          <w:sz w:val="20"/>
-          <w:u w:val="none"/>
-        </w:rPr>
         <w:t>MANDHATA BUILD ESTATE LIMITED</w:t>
-      </w:r>
-    </w:p>
-    <w:p>
-      <w:pPr>
-        <w:spacing w:before="0" w:after="20"/>
-        <w:jc w:val="left"/>
-      </w:pPr>
-      <w:r>
-        <w:rPr>
-          <w:rFonts w:ascii="Adani" w:hAnsi="Adani"/>
-          <w:b/>
-          <w:sz w:val="20"/>
-          <w:u w:val="none"/>
-        </w:rPr>
-        <w:t>ADANI MURMUGAO PORT TERMINAL PRIVATE LIMITED</w:t>
       </w:r>
     </w:p>
     <w:p/>
@@ -3532,7 +3492,22 @@
           <w:sz w:val="20"/>
           <w:u w:val="none"/>
         </w:rPr>
-        <w:t>VMM DEVELOPERS PRIVATE LIMITED</w:t>
+        <w:t>YYA REALTORS AND DEVELOPERS PRIVATE LIMITED</w:t>
+      </w:r>
+    </w:p>
+    <w:p>
+      <w:pPr>
+        <w:spacing w:before="0" w:after="20"/>
+        <w:jc w:val="left"/>
+      </w:pPr>
+      <w:r>
+        <w:rPr>
+          <w:rFonts w:ascii="Adani" w:hAnsi="Adani"/>
+          <w:b w:val="0"/>
+          <w:sz w:val="20"/>
+          <w:u w:val="none"/>
+        </w:rPr>
+        <w:t>YA DEVELOPERS PRIVATE LIMITED</w:t>
       </w:r>
     </w:p>
     <w:p>
@@ -3562,7 +3537,22 @@
           <w:sz w:val="20"/>
           <w:u w:val="none"/>
         </w:rPr>
-        <w:t>YYA REALTORS AND DEVELOPERS PRIVATE LIMITED</w:t>
+        <w:t>AY BUILDERS PRIVATE LIMITED</w:t>
+      </w:r>
+    </w:p>
+    <w:p>
+      <w:pPr>
+        <w:spacing w:before="0" w:after="20"/>
+        <w:jc w:val="left"/>
+      </w:pPr>
+      <w:r>
+        <w:rPr>
+          <w:rFonts w:ascii="Adani" w:hAnsi="Adani"/>
+          <w:b w:val="0"/>
+          <w:sz w:val="20"/>
+          <w:u w:val="none"/>
+        </w:rPr>
+        <w:t>VMM DEVELOPERS PRIVATE LIMITED</w:t>
       </w:r>
     </w:p>
     <w:p>
@@ -3592,52 +3582,7 @@
           <w:sz w:val="20"/>
           <w:u w:val="none"/>
         </w:rPr>
-        <w:t>AY BUILDERS PRIVATE LIMITED</w:t>
-      </w:r>
-    </w:p>
-    <w:p>
-      <w:pPr>
-        <w:spacing w:before="0" w:after="20"/>
-        <w:jc w:val="left"/>
-      </w:pPr>
-      <w:r>
-        <w:rPr>
-          <w:rFonts w:ascii="Adani" w:hAnsi="Adani"/>
-          <w:b w:val="0"/>
-          <w:sz w:val="20"/>
-          <w:u w:val="none"/>
-        </w:rPr>
         <w:t>AY BUILDWELL PRIVATE LIMITED</w:t>
-      </w:r>
-    </w:p>
-    <w:p>
-      <w:pPr>
-        <w:spacing w:before="0" w:after="20"/>
-        <w:jc w:val="left"/>
-      </w:pPr>
-      <w:r>
-        <w:rPr>
-          <w:rFonts w:ascii="Adani" w:hAnsi="Adani"/>
-          <w:b w:val="0"/>
-          <w:sz w:val="20"/>
-          <w:u w:val="none"/>
-        </w:rPr>
-        <w:t>YA DEVELOPERS PRIVATE LIMITED</w:t>
-      </w:r>
-    </w:p>
-    <w:p>
-      <w:pPr>
-        <w:spacing w:before="0" w:after="20"/>
-        <w:jc w:val="left"/>
-      </w:pPr>
-      <w:r>
-        <w:rPr>
-          <w:rFonts w:ascii="Adani" w:hAnsi="Adani"/>
-          <w:b w:val="0"/>
-          <w:sz w:val="20"/>
-          <w:u w:val="none"/>
-        </w:rPr>
-        <w:t>GRIPTRONICS ENTERPRISES PRIVATE LIMITED</w:t>
       </w:r>
     </w:p>
     <w:p>
@@ -3667,7 +3612,7 @@
           <w:sz w:val="20"/>
           <w:u w:val="none"/>
         </w:rPr>
-        <w:t>ADANI MURMUGAO PORT TERMINAL PRIVATE LIMITED</w:t>
+        <w:t>GRIPTRONICS ENTERPRISES PRIVATE LIMITED</w:t>
       </w:r>
     </w:p>
     <w:p/>
@@ -4425,7 +4370,7 @@
                 <w:sz w:val="18"/>
                 <w:u w:val="none"/>
               </w:rPr>
-              <w:t>11</w:t>
+              <w:t>10</w:t>
             </w:r>
           </w:p>
         </w:tc>
@@ -4598,7 +4543,7 @@
                 <w:sz w:val="18"/>
                 <w:u w:val="none"/>
               </w:rPr>
-              <w:t>U45201HR2010PTC040288</w:t>
+              <w:t>U70100HR2010PTC040418</w:t>
             </w:r>
           </w:p>
         </w:tc>
@@ -4626,7 +4571,121 @@
                 <w:sz w:val="18"/>
                 <w:u w:val="none"/>
               </w:rPr>
-              <w:t>VMM DEVELOPERS PRIVATE LIMITED</w:t>
+              <w:t>YYA REALTORS AND DEVELOPERS PRIVATE LIMITED</w:t>
+            </w:r>
+          </w:p>
+        </w:tc>
+        <w:tc>
+          <w:tcPr>
+            <w:tcW w:type="dxa" w:w="1587"/>
+            <w:shd w:val="clear" w:color="auto" w:fill="FFFFFF"/>
+            <w:tcBorders>
+              <w:top w:val="single" w:sz="4" w:space="0" w:color="000000"/>
+              <w:left w:val="single" w:sz="4" w:space="0" w:color="000000"/>
+              <w:bottom w:val="single" w:sz="4" w:space="0" w:color="000000"/>
+              <w:right w:val="single" w:sz="4" w:space="0" w:color="000000"/>
+            </w:tcBorders>
+            <w:vAlign w:val="center"/>
+          </w:tcPr>
+          <w:p>
+            <w:pPr>
+              <w:spacing w:before="40" w:after="40"/>
+              <w:jc w:val="left"/>
+            </w:pPr>
+            <w:r>
+              <w:rPr>
+                <w:rFonts w:ascii="Adani" w:hAnsi="Adani"/>
+                <w:b w:val="0"/>
+                <w:sz w:val="18"/>
+                <w:u w:val="none"/>
+              </w:rPr>
+              <w:t>Director</w:t>
+            </w:r>
+          </w:p>
+        </w:tc>
+        <w:tc>
+          <w:tcPr>
+            <w:tcW w:type="dxa" w:w="1304"/>
+            <w:shd w:val="clear" w:color="auto" w:fill="FFFFFF"/>
+            <w:tcBorders>
+              <w:top w:val="single" w:sz="4" w:space="0" w:color="000000"/>
+              <w:left w:val="single" w:sz="4" w:space="0" w:color="000000"/>
+              <w:bottom w:val="single" w:sz="4" w:space="0" w:color="000000"/>
+              <w:right w:val="single" w:sz="4" w:space="0" w:color="000000"/>
+            </w:tcBorders>
+            <w:vAlign w:val="center"/>
+          </w:tcPr>
+          <w:p>
+            <w:pPr>
+              <w:spacing w:before="40" w:after="40"/>
+              <w:jc w:val="left"/>
+            </w:pPr>
+            <w:r>
+              <w:rPr>
+                <w:rFonts w:ascii="Adani" w:hAnsi="Adani"/>
+                <w:b w:val="0"/>
+                <w:sz w:val="18"/>
+                <w:u w:val="none"/>
+              </w:rPr>
+              <w:t>30/09/2024</w:t>
+            </w:r>
+          </w:p>
+        </w:tc>
+      </w:tr>
+      <w:tr>
+        <w:tc>
+          <w:tcPr>
+            <w:tcW w:type="dxa" w:w="2268"/>
+            <w:shd w:val="clear" w:color="auto" w:fill="FFFFFF"/>
+            <w:tcBorders>
+              <w:top w:val="single" w:sz="4" w:space="0" w:color="000000"/>
+              <w:left w:val="single" w:sz="4" w:space="0" w:color="000000"/>
+              <w:bottom w:val="single" w:sz="4" w:space="0" w:color="000000"/>
+              <w:right w:val="single" w:sz="4" w:space="0" w:color="000000"/>
+            </w:tcBorders>
+            <w:vAlign w:val="center"/>
+          </w:tcPr>
+          <w:p>
+            <w:pPr>
+              <w:spacing w:before="40" w:after="40"/>
+              <w:jc w:val="left"/>
+            </w:pPr>
+            <w:r>
+              <w:rPr>
+                <w:rFonts w:ascii="Adani" w:hAnsi="Adani"/>
+                <w:b w:val="0"/>
+                <w:sz w:val="18"/>
+                <w:u w:val="none"/>
+              </w:rPr>
+              <w:t>U70101HR2010PTC040369</w:t>
+            </w:r>
+          </w:p>
+        </w:tc>
+        <w:tc>
+          <w:tcPr>
+            <w:tcW w:type="dxa" w:w="4252"/>
+            <w:shd w:val="clear" w:color="auto" w:fill="FFFFFF"/>
+            <w:tcBorders>
+              <w:top w:val="single" w:sz="4" w:space="0" w:color="000000"/>
+              <w:left w:val="single" w:sz="4" w:space="0" w:color="000000"/>
+              <w:bottom w:val="single" w:sz="4" w:space="0" w:color="000000"/>
+              <w:right w:val="single" w:sz="4" w:space="0" w:color="000000"/>
+            </w:tcBorders>
+            <w:vAlign w:val="center"/>
+          </w:tcPr>
+          <w:p>
+            <w:pPr>
+              <w:spacing w:before="40" w:after="40"/>
+              <w:jc w:val="left"/>
+            </w:pPr>
+            <w:r>
+              <w:rPr>
+                <w:rFonts w:ascii="Adani" w:hAnsi="Adani"/>
+                <w:b w:val="0"/>
+                <w:sz w:val="18"/>
+                <w:u w:val="none"/>
+              </w:rPr>
+              <w:t>YA DEVELOPERS PRIVATE LIMITED</w:t>
             </w:r>
           </w:p>
         </w:tc>
@@ -4826,7 +4885,7 @@
                 <w:sz w:val="18"/>
                 <w:u w:val="none"/>
               </w:rPr>
-              <w:t>U70100HR2010PTC040418</w:t>
+              <w:t>U70100HR2010PTC040420</w:t>
             </w:r>
           </w:p>
         </w:tc>
@@ -4854,7 +4913,121 @@
                 <w:sz w:val="18"/>
                 <w:u w:val="none"/>
               </w:rPr>
-              <w:t>YYA REALTORS AND DEVELOPERS PRIVATE LIMITED</w:t>
+              <w:t>AY BUILDERS PRIVATE LIMITED</w:t>
+            </w:r>
+          </w:p>
+        </w:tc>
+        <w:tc>
+          <w:tcPr>
+            <w:tcW w:type="dxa" w:w="1587"/>
+            <w:shd w:val="clear" w:color="auto" w:fill="FFFFFF"/>
+            <w:tcBorders>
+              <w:top w:val="single" w:sz="4" w:space="0" w:color="000000"/>
+              <w:left w:val="single" w:sz="4" w:space="0" w:color="000000"/>
+              <w:bottom w:val="single" w:sz="4" w:space="0" w:color="000000"/>
+              <w:right w:val="single" w:sz="4" w:space="0" w:color="000000"/>
+            </w:tcBorders>
+            <w:vAlign w:val="center"/>
+          </w:tcPr>
+          <w:p>
+            <w:pPr>
+              <w:spacing w:before="40" w:after="40"/>
+              <w:jc w:val="left"/>
+            </w:pPr>
+            <w:r>
+              <w:rPr>
+                <w:rFonts w:ascii="Adani" w:hAnsi="Adani"/>
+                <w:b w:val="0"/>
+                <w:sz w:val="18"/>
+                <w:u w:val="none"/>
+              </w:rPr>
+              <w:t>Director</w:t>
+            </w:r>
+          </w:p>
+        </w:tc>
+        <w:tc>
+          <w:tcPr>
+            <w:tcW w:type="dxa" w:w="1304"/>
+            <w:shd w:val="clear" w:color="auto" w:fill="FFFFFF"/>
+            <w:tcBorders>
+              <w:top w:val="single" w:sz="4" w:space="0" w:color="000000"/>
+              <w:left w:val="single" w:sz="4" w:space="0" w:color="000000"/>
+              <w:bottom w:val="single" w:sz="4" w:space="0" w:color="000000"/>
+              <w:right w:val="single" w:sz="4" w:space="0" w:color="000000"/>
+            </w:tcBorders>
+            <w:vAlign w:val="center"/>
+          </w:tcPr>
+          <w:p>
+            <w:pPr>
+              <w:spacing w:before="40" w:after="40"/>
+              <w:jc w:val="left"/>
+            </w:pPr>
+            <w:r>
+              <w:rPr>
+                <w:rFonts w:ascii="Adani" w:hAnsi="Adani"/>
+                <w:b w:val="0"/>
+                <w:sz w:val="18"/>
+                <w:u w:val="none"/>
+              </w:rPr>
+              <w:t>30/09/2024</w:t>
+            </w:r>
+          </w:p>
+        </w:tc>
+      </w:tr>
+      <w:tr>
+        <w:tc>
+          <w:tcPr>
+            <w:tcW w:type="dxa" w:w="2268"/>
+            <w:shd w:val="clear" w:color="auto" w:fill="FFFFFF"/>
+            <w:tcBorders>
+              <w:top w:val="single" w:sz="4" w:space="0" w:color="000000"/>
+              <w:left w:val="single" w:sz="4" w:space="0" w:color="000000"/>
+              <w:bottom w:val="single" w:sz="4" w:space="0" w:color="000000"/>
+              <w:right w:val="single" w:sz="4" w:space="0" w:color="000000"/>
+            </w:tcBorders>
+            <w:vAlign w:val="center"/>
+          </w:tcPr>
+          <w:p>
+            <w:pPr>
+              <w:spacing w:before="40" w:after="40"/>
+              <w:jc w:val="left"/>
+            </w:pPr>
+            <w:r>
+              <w:rPr>
+                <w:rFonts w:ascii="Adani" w:hAnsi="Adani"/>
+                <w:b w:val="0"/>
+                <w:sz w:val="18"/>
+                <w:u w:val="none"/>
+              </w:rPr>
+              <w:t>U45201HR2010PTC040288</w:t>
+            </w:r>
+          </w:p>
+        </w:tc>
+        <w:tc>
+          <w:tcPr>
+            <w:tcW w:type="dxa" w:w="4252"/>
+            <w:shd w:val="clear" w:color="auto" w:fill="FFFFFF"/>
+            <w:tcBorders>
+              <w:top w:val="single" w:sz="4" w:space="0" w:color="000000"/>
+              <w:left w:val="single" w:sz="4" w:space="0" w:color="000000"/>
+              <w:bottom w:val="single" w:sz="4" w:space="0" w:color="000000"/>
+              <w:right w:val="single" w:sz="4" w:space="0" w:color="000000"/>
+            </w:tcBorders>
+            <w:vAlign w:val="center"/>
+          </w:tcPr>
+          <w:p>
+            <w:pPr>
+              <w:spacing w:before="40" w:after="40"/>
+              <w:jc w:val="left"/>
+            </w:pPr>
+            <w:r>
+              <w:rPr>
+                <w:rFonts w:ascii="Adani" w:hAnsi="Adani"/>
+                <w:b w:val="0"/>
+                <w:sz w:val="18"/>
+                <w:u w:val="none"/>
+              </w:rPr>
+              <w:t>VMM DEVELOPERS PRIVATE LIMITED</w:t>
             </w:r>
           </w:p>
         </w:tc>
@@ -5054,120 +5227,6 @@
                 <w:sz w:val="18"/>
                 <w:u w:val="none"/>
               </w:rPr>
-              <w:t>U70100HR2010PTC040420</w:t>
-            </w:r>
-          </w:p>
-        </w:tc>
-        <w:tc>
-          <w:tcPr>
-            <w:tcW w:type="dxa" w:w="4252"/>
-            <w:shd w:val="clear" w:color="auto" w:fill="FFFFFF"/>
-            <w:tcBorders>
-              <w:top w:val="single" w:sz="4" w:space="0" w:color="000000"/>
-              <w:left w:val="single" w:sz="4" w:space="0" w:color="000000"/>
-              <w:bottom w:val="single" w:sz="4" w:space="0" w:color="000000"/>
-              <w:right w:val="single" w:sz="4" w:space="0" w:color="000000"/>
-            </w:tcBorders>
-            <w:vAlign w:val="center"/>
-          </w:tcPr>
-          <w:p>
-            <w:pPr>
-              <w:spacing w:before="40" w:after="40"/>
-              <w:jc w:val="left"/>
-            </w:pPr>
-            <w:r>
-              <w:rPr>
-                <w:rFonts w:ascii="Adani" w:hAnsi="Adani"/>
-                <w:b w:val="0"/>
-                <w:sz w:val="18"/>
-                <w:u w:val="none"/>
-              </w:rPr>
-              <w:t>AY BUILDERS PRIVATE LIMITED</w:t>
-            </w:r>
-          </w:p>
-        </w:tc>
-        <w:tc>
-          <w:tcPr>
-            <w:tcW w:type="dxa" w:w="1587"/>
-            <w:shd w:val="clear" w:color="auto" w:fill="FFFFFF"/>
-            <w:tcBorders>
-              <w:top w:val="single" w:sz="4" w:space="0" w:color="000000"/>
-              <w:left w:val="single" w:sz="4" w:space="0" w:color="000000"/>
-              <w:bottom w:val="single" w:sz="4" w:space="0" w:color="000000"/>
-              <w:right w:val="single" w:sz="4" w:space="0" w:color="000000"/>
-            </w:tcBorders>
-            <w:vAlign w:val="center"/>
-          </w:tcPr>
-          <w:p>
-            <w:pPr>
-              <w:spacing w:before="40" w:after="40"/>
-              <w:jc w:val="left"/>
-            </w:pPr>
-            <w:r>
-              <w:rPr>
-                <w:rFonts w:ascii="Adani" w:hAnsi="Adani"/>
-                <w:b w:val="0"/>
-                <w:sz w:val="18"/>
-                <w:u w:val="none"/>
-              </w:rPr>
-              <w:t>Director</w:t>
-            </w:r>
-          </w:p>
-        </w:tc>
-        <w:tc>
-          <w:tcPr>
-            <w:tcW w:type="dxa" w:w="1304"/>
-            <w:shd w:val="clear" w:color="auto" w:fill="FFFFFF"/>
-            <w:tcBorders>
-              <w:top w:val="single" w:sz="4" w:space="0" w:color="000000"/>
-              <w:left w:val="single" w:sz="4" w:space="0" w:color="000000"/>
-              <w:bottom w:val="single" w:sz="4" w:space="0" w:color="000000"/>
-              <w:right w:val="single" w:sz="4" w:space="0" w:color="000000"/>
-            </w:tcBorders>
-            <w:vAlign w:val="center"/>
-          </w:tcPr>
-          <w:p>
-            <w:pPr>
-              <w:spacing w:before="40" w:after="40"/>
-              <w:jc w:val="left"/>
-            </w:pPr>
-            <w:r>
-              <w:rPr>
-                <w:rFonts w:ascii="Adani" w:hAnsi="Adani"/>
-                <w:b w:val="0"/>
-                <w:sz w:val="18"/>
-                <w:u w:val="none"/>
-              </w:rPr>
-              <w:t>30/09/2024</w:t>
-            </w:r>
-          </w:p>
-        </w:tc>
-      </w:tr>
-      <w:tr>
-        <w:tc>
-          <w:tcPr>
-            <w:tcW w:type="dxa" w:w="2268"/>
-            <w:shd w:val="clear" w:color="auto" w:fill="FFFFFF"/>
-            <w:tcBorders>
-              <w:top w:val="single" w:sz="4" w:space="0" w:color="000000"/>
-              <w:left w:val="single" w:sz="4" w:space="0" w:color="000000"/>
-              <w:bottom w:val="single" w:sz="4" w:space="0" w:color="000000"/>
-              <w:right w:val="single" w:sz="4" w:space="0" w:color="000000"/>
-            </w:tcBorders>
-            <w:vAlign w:val="center"/>
-          </w:tcPr>
-          <w:p>
-            <w:pPr>
-              <w:spacing w:before="40" w:after="40"/>
-              <w:jc w:val="left"/>
-            </w:pPr>
-            <w:r>
-              <w:rPr>
-                <w:rFonts w:ascii="Adani" w:hAnsi="Adani"/>
-                <w:b w:val="0"/>
-                <w:sz w:val="18"/>
-                <w:u w:val="none"/>
-              </w:rPr>
               <w:t>U70101HR2010PTC040367</w:t>
             </w:r>
           </w:p>
@@ -5282,7 +5341,7 @@
                 <w:sz w:val="18"/>
                 <w:u w:val="none"/>
               </w:rPr>
-              <w:t>U70101HR2010PTC040369</w:t>
+              <w:t>U72900HR2020PTC085745</w:t>
             </w:r>
           </w:p>
         </w:tc>
@@ -5310,121 +5369,7 @@
                 <w:sz w:val="18"/>
                 <w:u w:val="none"/>
               </w:rPr>
-              <w:t>YA DEVELOPERS PRIVATE LIMITED</w:t>
-            </w:r>
-          </w:p>
-        </w:tc>
-        <w:tc>
-          <w:tcPr>
-            <w:tcW w:type="dxa" w:w="1587"/>
-            <w:shd w:val="clear" w:color="auto" w:fill="FFFFFF"/>
-            <w:tcBorders>
-              <w:top w:val="single" w:sz="4" w:space="0" w:color="000000"/>
-              <w:left w:val="single" w:sz="4" w:space="0" w:color="000000"/>
-              <w:bottom w:val="single" w:sz="4" w:space="0" w:color="000000"/>
-              <w:right w:val="single" w:sz="4" w:space="0" w:color="000000"/>
-            </w:tcBorders>
-            <w:vAlign w:val="center"/>
-          </w:tcPr>
-          <w:p>
-            <w:pPr>
-              <w:spacing w:before="40" w:after="40"/>
-              <w:jc w:val="left"/>
-            </w:pPr>
-            <w:r>
-              <w:rPr>
-                <w:rFonts w:ascii="Adani" w:hAnsi="Adani"/>
-                <w:b w:val="0"/>
-                <w:sz w:val="18"/>
-                <w:u w:val="none"/>
-              </w:rPr>
-              <w:t>Director</w:t>
-            </w:r>
-          </w:p>
-        </w:tc>
-        <w:tc>
-          <w:tcPr>
-            <w:tcW w:type="dxa" w:w="1304"/>
-            <w:shd w:val="clear" w:color="auto" w:fill="FFFFFF"/>
-            <w:tcBorders>
-              <w:top w:val="single" w:sz="4" w:space="0" w:color="000000"/>
-              <w:left w:val="single" w:sz="4" w:space="0" w:color="000000"/>
-              <w:bottom w:val="single" w:sz="4" w:space="0" w:color="000000"/>
-              <w:right w:val="single" w:sz="4" w:space="0" w:color="000000"/>
-            </w:tcBorders>
-            <w:vAlign w:val="center"/>
-          </w:tcPr>
-          <w:p>
-            <w:pPr>
-              <w:spacing w:before="40" w:after="40"/>
-              <w:jc w:val="left"/>
-            </w:pPr>
-            <w:r>
-              <w:rPr>
-                <w:rFonts w:ascii="Adani" w:hAnsi="Adani"/>
-                <w:b w:val="0"/>
-                <w:sz w:val="18"/>
-                <w:u w:val="none"/>
-              </w:rPr>
-              <w:t>30/09/2024</w:t>
-            </w:r>
-          </w:p>
-        </w:tc>
-      </w:tr>
-      <w:tr>
-        <w:tc>
-          <w:tcPr>
-            <w:tcW w:type="dxa" w:w="2268"/>
-            <w:shd w:val="clear" w:color="auto" w:fill="FFFFFF"/>
-            <w:tcBorders>
-              <w:top w:val="single" w:sz="4" w:space="0" w:color="000000"/>
-              <w:left w:val="single" w:sz="4" w:space="0" w:color="000000"/>
-              <w:bottom w:val="single" w:sz="4" w:space="0" w:color="000000"/>
-              <w:right w:val="single" w:sz="4" w:space="0" w:color="000000"/>
-            </w:tcBorders>
-            <w:vAlign w:val="center"/>
-          </w:tcPr>
-          <w:p>
-            <w:pPr>
-              <w:spacing w:before="40" w:after="40"/>
-              <w:jc w:val="left"/>
-            </w:pPr>
-            <w:r>
-              <w:rPr>
-                <w:rFonts w:ascii="Adani" w:hAnsi="Adani"/>
-                <w:b w:val="0"/>
-                <w:sz w:val="18"/>
-                <w:u w:val="none"/>
-              </w:rPr>
-              <w:t>U72900HR2020PTC085742</w:t>
-            </w:r>
-          </w:p>
-        </w:tc>
-        <w:tc>
-          <w:tcPr>
-            <w:tcW w:type="dxa" w:w="4252"/>
-            <w:shd w:val="clear" w:color="auto" w:fill="FFFFFF"/>
-            <w:tcBorders>
-              <w:top w:val="single" w:sz="4" w:space="0" w:color="000000"/>
-              <w:left w:val="single" w:sz="4" w:space="0" w:color="000000"/>
-              <w:bottom w:val="single" w:sz="4" w:space="0" w:color="000000"/>
-              <w:right w:val="single" w:sz="4" w:space="0" w:color="000000"/>
-            </w:tcBorders>
-            <w:vAlign w:val="center"/>
-          </w:tcPr>
-          <w:p>
-            <w:pPr>
-              <w:spacing w:before="40" w:after="40"/>
-              <w:jc w:val="left"/>
-            </w:pPr>
-            <w:r>
-              <w:rPr>
-                <w:rFonts w:ascii="Adani" w:hAnsi="Adani"/>
-                <w:b w:val="0"/>
-                <w:sz w:val="18"/>
-                <w:u w:val="none"/>
-              </w:rPr>
-              <w:t>GRIPTRONICS ENTERPRISES PRIVATE LIMITED</w:t>
+              <w:t>NABHGANGA ENTERPRISES PRIVATE LIMITED</w:t>
             </w:r>
           </w:p>
         </w:tc>
@@ -5510,7 +5455,7 @@
                 <w:sz w:val="18"/>
                 <w:u w:val="none"/>
               </w:rPr>
-              <w:t>U72900HR2020PTC085745</w:t>
+              <w:t>U72900HR2020PTC085742</w:t>
             </w:r>
           </w:p>
         </w:tc>
@@ -5538,7 +5483,7 @@
                 <w:sz w:val="18"/>
                 <w:u w:val="none"/>
               </w:rPr>
-              <w:t>NABHGANGA ENTERPRISES PRIVATE LIMITED</w:t>
+              <w:t>GRIPTRONICS ENTERPRISES PRIVATE LIMITED</w:t>
             </w:r>
           </w:p>
         </w:tc>
@@ -5709,120 +5654,6 @@
                 <w:u w:val="none"/>
               </w:rPr>
               <w:t>01/12/2023</w:t>
-            </w:r>
-          </w:p>
-        </w:tc>
-      </w:tr>
-      <w:tr>
-        <w:tc>
-          <w:tcPr>
-            <w:tcW w:type="dxa" w:w="2268"/>
-            <w:shd w:val="clear" w:color="auto" w:fill="FFFFFF"/>
-            <w:tcBorders>
-              <w:top w:val="single" w:sz="4" w:space="0" w:color="000000"/>
-              <w:left w:val="single" w:sz="4" w:space="0" w:color="000000"/>
-              <w:bottom w:val="single" w:sz="4" w:space="0" w:color="000000"/>
-              <w:right w:val="single" w:sz="4" w:space="0" w:color="000000"/>
-            </w:tcBorders>
-            <w:vAlign w:val="center"/>
-          </w:tcPr>
-          <w:p>
-            <w:pPr>
-              <w:spacing w:before="40" w:after="40"/>
-              <w:jc w:val="left"/>
-            </w:pPr>
-            <w:r>
-              <w:rPr>
-                <w:rFonts w:ascii="Adani" w:hAnsi="Adani"/>
-                <w:b w:val="0"/>
-                <w:sz w:val="18"/>
-                <w:u w:val="none"/>
-              </w:rPr>
-              <w:t>U61100GJ2009PTC057727</w:t>
-            </w:r>
-          </w:p>
-        </w:tc>
-        <w:tc>
-          <w:tcPr>
-            <w:tcW w:type="dxa" w:w="4252"/>
-            <w:shd w:val="clear" w:color="auto" w:fill="FFFFFF"/>
-            <w:tcBorders>
-              <w:top w:val="single" w:sz="4" w:space="0" w:color="000000"/>
-              <w:left w:val="single" w:sz="4" w:space="0" w:color="000000"/>
-              <w:bottom w:val="single" w:sz="4" w:space="0" w:color="000000"/>
-              <w:right w:val="single" w:sz="4" w:space="0" w:color="000000"/>
-            </w:tcBorders>
-            <w:vAlign w:val="center"/>
-          </w:tcPr>
-          <w:p>
-            <w:pPr>
-              <w:spacing w:before="40" w:after="40"/>
-              <w:jc w:val="left"/>
-            </w:pPr>
-            <w:r>
-              <w:rPr>
-                <w:rFonts w:ascii="Adani" w:hAnsi="Adani"/>
-                <w:b w:val="0"/>
-                <w:sz w:val="18"/>
-                <w:u w:val="none"/>
-              </w:rPr>
-              <w:t>ADANI MURMUGAO PORT TERMINAL PRIVATE LIMITED</w:t>
-            </w:r>
-          </w:p>
-        </w:tc>
-        <w:tc>
-          <w:tcPr>
-            <w:tcW w:type="dxa" w:w="1587"/>
-            <w:shd w:val="clear" w:color="auto" w:fill="FFFFFF"/>
-            <w:tcBorders>
-              <w:top w:val="single" w:sz="4" w:space="0" w:color="000000"/>
-              <w:left w:val="single" w:sz="4" w:space="0" w:color="000000"/>
-              <w:bottom w:val="single" w:sz="4" w:space="0" w:color="000000"/>
-              <w:right w:val="single" w:sz="4" w:space="0" w:color="000000"/>
-            </w:tcBorders>
-            <w:vAlign w:val="center"/>
-          </w:tcPr>
-          <w:p>
-            <w:pPr>
-              <w:spacing w:before="40" w:after="40"/>
-              <w:jc w:val="left"/>
-            </w:pPr>
-            <w:r>
-              <w:rPr>
-                <w:rFonts w:ascii="Adani" w:hAnsi="Adani"/>
-                <w:b w:val="0"/>
-                <w:sz w:val="18"/>
-                <w:u w:val="none"/>
-              </w:rPr>
-              <w:t>CFO</w:t>
-            </w:r>
-          </w:p>
-        </w:tc>
-        <w:tc>
-          <w:tcPr>
-            <w:tcW w:type="dxa" w:w="1304"/>
-            <w:shd w:val="clear" w:color="auto" w:fill="FFFFFF"/>
-            <w:tcBorders>
-              <w:top w:val="single" w:sz="4" w:space="0" w:color="000000"/>
-              <w:left w:val="single" w:sz="4" w:space="0" w:color="000000"/>
-              <w:bottom w:val="single" w:sz="4" w:space="0" w:color="000000"/>
-              <w:right w:val="single" w:sz="4" w:space="0" w:color="000000"/>
-            </w:tcBorders>
-            <w:vAlign w:val="center"/>
-          </w:tcPr>
-          <w:p>
-            <w:pPr>
-              <w:spacing w:before="40" w:after="40"/>
-              <w:jc w:val="left"/>
-            </w:pPr>
-            <w:r>
-              <w:rPr>
-                <w:rFonts w:ascii="Adani" w:hAnsi="Adani"/>
-                <w:b w:val="0"/>
-                <w:sz w:val="18"/>
-                <w:u w:val="none"/>
-              </w:rPr>
-              <w:t>29/01/2022</w:t>
             </w:r>
           </w:p>
         </w:tc>

--- a/Backend/Director_Disclosure/Output_Disclosures/2024-25/NABHGANGA_ENTERPRISES_PRIVATE_LIMITED/MBP-1/MBP1_VIJENDER_AGGARWAL_10293265.docx
+++ b/Backend/Director_Disclosure/Output_Disclosures/2024-25/NABHGANGA_ENTERPRISES_PRIVATE_LIMITED/MBP-1/MBP1_VIJENDER_AGGARWAL_10293265.docx
@@ -1988,7 +1988,7 @@
                 <w:sz w:val="18"/>
                 <w:u w:val="none"/>
               </w:rPr>
-              <w:t>Date:   15th May, 2026</w:t>
+              <w:t>Date:   27th May, 2026</w:t>
             </w:r>
           </w:p>
         </w:tc>
@@ -3025,7 +3025,7 @@
                 <w:sz w:val="18"/>
                 <w:u w:val="none"/>
               </w:rPr>
-              <w:t>Date:   15th May, 2026</w:t>
+              <w:t>Date:   27th May, 2026</w:t>
             </w:r>
           </w:p>
         </w:tc>
@@ -3186,7 +3186,7 @@
           <w:sz w:val="20"/>
           <w:u w:val="none"/>
         </w:rPr>
-        <w:t>15th May, 2026</w:t>
+        <w:t>27th May, 2026</w:t>
       </w:r>
     </w:p>
     <w:p>

--- a/Backend/Director_Disclosure/Output_Disclosures/2024-25/NABHGANGA_ENTERPRISES_PRIVATE_LIMITED/MBP-1/MBP1_VIJENDER_AGGARWAL_10293265.docx
+++ b/Backend/Director_Disclosure/Output_Disclosures/2024-25/NABHGANGA_ENTERPRISES_PRIVATE_LIMITED/MBP-1/MBP1_VIJENDER_AGGARWAL_10293265.docx
@@ -389,7 +389,7 @@
                 <w:sz w:val="18"/>
                 <w:u w:val="none"/>
               </w:rPr>
-              <w:t>YYA REALTORS AND DEVELOPERS PRIVATE LIMITED</w:t>
+              <w:t>AY REALTORS AND DEVELOPERS PRIVATE LIMITED</w:t>
             </w:r>
           </w:p>
         </w:tc>
@@ -531,7 +531,7 @@
                 <w:sz w:val="18"/>
                 <w:u w:val="none"/>
               </w:rPr>
-              <w:t>YA DEVELOPERS PRIVATE LIMITED</w:t>
+              <w:t>VAMI REALTECH PRIVATE LIMITED</w:t>
             </w:r>
           </w:p>
         </w:tc>
@@ -673,7 +673,7 @@
                 <w:sz w:val="18"/>
                 <w:u w:val="none"/>
               </w:rPr>
-              <w:t>VAMI REALTECH PRIVATE LIMITED</w:t>
+              <w:t>YYA REALTORS AND DEVELOPERS PRIVATE LIMITED</w:t>
             </w:r>
           </w:p>
         </w:tc>
@@ -815,7 +815,7 @@
                 <w:sz w:val="18"/>
                 <w:u w:val="none"/>
               </w:rPr>
-              <w:t>AY BUILDERS PRIVATE LIMITED</w:t>
+              <w:t>YA DEVELOPERS PRIVATE LIMITED</w:t>
             </w:r>
           </w:p>
         </w:tc>
@@ -957,7 +957,7 @@
                 <w:sz w:val="18"/>
                 <w:u w:val="none"/>
               </w:rPr>
-              <w:t>VMM DEVELOPERS PRIVATE LIMITED</w:t>
+              <w:t>AY BUILDWELL PRIVATE LIMITED</w:t>
             </w:r>
           </w:p>
         </w:tc>
@@ -1099,7 +1099,7 @@
                 <w:sz w:val="18"/>
                 <w:u w:val="none"/>
               </w:rPr>
-              <w:t>AY REALTORS AND DEVELOPERS PRIVATE LIMITED</w:t>
+              <w:t>VMM DEVELOPERS PRIVATE LIMITED</w:t>
             </w:r>
           </w:p>
         </w:tc>
@@ -1241,7 +1241,7 @@
                 <w:sz w:val="18"/>
                 <w:u w:val="none"/>
               </w:rPr>
-              <w:t>AY BUILDWELL PRIVATE LIMITED</w:t>
+              <w:t>AY BUILDERS PRIVATE LIMITED</w:t>
             </w:r>
           </w:p>
         </w:tc>
@@ -1695,7 +1695,7 @@
                 <w:sz w:val="18"/>
                 <w:u w:val="none"/>
               </w:rPr>
-              <w:t>Additional Director</w:t>
+              <w:t>Director</w:t>
             </w:r>
           </w:p>
         </w:tc>
@@ -1751,7 +1751,7 @@
                 <w:sz w:val="18"/>
                 <w:u w:val="none"/>
               </w:rPr>
-              <w:t>01/12/2023</w:t>
+              <w:t>18/06/2024</w:t>
             </w:r>
           </w:p>
         </w:tc>
@@ -1988,7 +1988,7 @@
                 <w:sz w:val="18"/>
                 <w:u w:val="none"/>
               </w:rPr>
-              <w:t>Date:   27th May, 2026</w:t>
+              <w:t>Date:   09th June, 2026</w:t>
             </w:r>
           </w:p>
         </w:tc>
@@ -3025,7 +3025,7 @@
                 <w:sz w:val="18"/>
                 <w:u w:val="none"/>
               </w:rPr>
-              <w:t>Date:   27th May, 2026</w:t>
+              <w:t>Date:   09th June, 2026</w:t>
             </w:r>
           </w:p>
         </w:tc>
@@ -3186,7 +3186,7 @@
           <w:sz w:val="20"/>
           <w:u w:val="none"/>
         </w:rPr>
-        <w:t>27th May, 2026</w:t>
+        <w:t>09th June, 2026</w:t>
       </w:r>
     </w:p>
     <w:p>
@@ -3231,6 +3231,36 @@
           <w:sz w:val="20"/>
           <w:u w:val="none"/>
         </w:rPr>
+        <w:t>AY REALTORS AND DEVELOPERS PRIVATE LIMITED</w:t>
+      </w:r>
+    </w:p>
+    <w:p>
+      <w:pPr>
+        <w:spacing w:before="0" w:after="20"/>
+        <w:jc w:val="left"/>
+      </w:pPr>
+      <w:r>
+        <w:rPr>
+          <w:rFonts w:ascii="Adani" w:hAnsi="Adani"/>
+          <w:b/>
+          <w:sz w:val="20"/>
+          <w:u w:val="none"/>
+        </w:rPr>
+        <w:t>VAMI REALTECH PRIVATE LIMITED</w:t>
+      </w:r>
+    </w:p>
+    <w:p>
+      <w:pPr>
+        <w:spacing w:before="0" w:after="20"/>
+        <w:jc w:val="left"/>
+      </w:pPr>
+      <w:r>
+        <w:rPr>
+          <w:rFonts w:ascii="Adani" w:hAnsi="Adani"/>
+          <w:b/>
+          <w:sz w:val="20"/>
+          <w:u w:val="none"/>
+        </w:rPr>
         <w:t>YYA REALTORS AND DEVELOPERS PRIVATE LIMITED</w:t>
       </w:r>
     </w:p>
@@ -3261,22 +3291,7 @@
           <w:sz w:val="20"/>
           <w:u w:val="none"/>
         </w:rPr>
-        <w:t>VAMI REALTECH PRIVATE LIMITED</w:t>
-      </w:r>
-    </w:p>
-    <w:p>
-      <w:pPr>
-        <w:spacing w:before="0" w:after="20"/>
-        <w:jc w:val="left"/>
-      </w:pPr>
-      <w:r>
-        <w:rPr>
-          <w:rFonts w:ascii="Adani" w:hAnsi="Adani"/>
-          <w:b/>
-          <w:sz w:val="20"/>
-          <w:u w:val="none"/>
-        </w:rPr>
-        <w:t>AY BUILDERS PRIVATE LIMITED</w:t>
+        <w:t>AY BUILDWELL PRIVATE LIMITED</w:t>
       </w:r>
     </w:p>
     <w:p>
@@ -3306,22 +3321,7 @@
           <w:sz w:val="20"/>
           <w:u w:val="none"/>
         </w:rPr>
-        <w:t>AY REALTORS AND DEVELOPERS PRIVATE LIMITED</w:t>
-      </w:r>
-    </w:p>
-    <w:p>
-      <w:pPr>
-        <w:spacing w:before="0" w:after="20"/>
-        <w:jc w:val="left"/>
-      </w:pPr>
-      <w:r>
-        <w:rPr>
-          <w:rFonts w:ascii="Adani" w:hAnsi="Adani"/>
-          <w:b/>
-          <w:sz w:val="20"/>
-          <w:u w:val="none"/>
-        </w:rPr>
-        <w:t>AY BUILDWELL PRIVATE LIMITED</w:t>
+        <w:t>AY BUILDERS PRIVATE LIMITED</w:t>
       </w:r>
     </w:p>
     <w:p>
@@ -3492,6 +3492,36 @@
           <w:sz w:val="20"/>
           <w:u w:val="none"/>
         </w:rPr>
+        <w:t>AY REALTORS AND DEVELOPERS PRIVATE LIMITED</w:t>
+      </w:r>
+    </w:p>
+    <w:p>
+      <w:pPr>
+        <w:spacing w:before="0" w:after="20"/>
+        <w:jc w:val="left"/>
+      </w:pPr>
+      <w:r>
+        <w:rPr>
+          <w:rFonts w:ascii="Adani" w:hAnsi="Adani"/>
+          <w:b w:val="0"/>
+          <w:sz w:val="20"/>
+          <w:u w:val="none"/>
+        </w:rPr>
+        <w:t>VAMI REALTECH PRIVATE LIMITED</w:t>
+      </w:r>
+    </w:p>
+    <w:p>
+      <w:pPr>
+        <w:spacing w:before="0" w:after="20"/>
+        <w:jc w:val="left"/>
+      </w:pPr>
+      <w:r>
+        <w:rPr>
+          <w:rFonts w:ascii="Adani" w:hAnsi="Adani"/>
+          <w:b w:val="0"/>
+          <w:sz w:val="20"/>
+          <w:u w:val="none"/>
+        </w:rPr>
         <w:t>YYA REALTORS AND DEVELOPERS PRIVATE LIMITED</w:t>
       </w:r>
     </w:p>
@@ -3522,22 +3552,7 @@
           <w:sz w:val="20"/>
           <w:u w:val="none"/>
         </w:rPr>
-        <w:t>VAMI REALTECH PRIVATE LIMITED</w:t>
-      </w:r>
-    </w:p>
-    <w:p>
-      <w:pPr>
-        <w:spacing w:before="0" w:after="20"/>
-        <w:jc w:val="left"/>
-      </w:pPr>
-      <w:r>
-        <w:rPr>
-          <w:rFonts w:ascii="Adani" w:hAnsi="Adani"/>
-          <w:b w:val="0"/>
-          <w:sz w:val="20"/>
-          <w:u w:val="none"/>
-        </w:rPr>
-        <w:t>AY BUILDERS PRIVATE LIMITED</w:t>
+        <w:t>AY BUILDWELL PRIVATE LIMITED</w:t>
       </w:r>
     </w:p>
     <w:p>
@@ -3567,22 +3582,7 @@
           <w:sz w:val="20"/>
           <w:u w:val="none"/>
         </w:rPr>
-        <w:t>AY REALTORS AND DEVELOPERS PRIVATE LIMITED</w:t>
-      </w:r>
-    </w:p>
-    <w:p>
-      <w:pPr>
-        <w:spacing w:before="0" w:after="20"/>
-        <w:jc w:val="left"/>
-      </w:pPr>
-      <w:r>
-        <w:rPr>
-          <w:rFonts w:ascii="Adani" w:hAnsi="Adani"/>
-          <w:b w:val="0"/>
-          <w:sz w:val="20"/>
-          <w:u w:val="none"/>
-        </w:rPr>
-        <w:t>AY BUILDWELL PRIVATE LIMITED</w:t>
+        <w:t>AY BUILDERS PRIVATE LIMITED</w:t>
       </w:r>
     </w:p>
     <w:p>
@@ -4543,6 +4543,234 @@
                 <w:sz w:val="18"/>
                 <w:u w:val="none"/>
               </w:rPr>
+              <w:t>U70101HR2010PTC040368</w:t>
+            </w:r>
+          </w:p>
+        </w:tc>
+        <w:tc>
+          <w:tcPr>
+            <w:tcW w:type="dxa" w:w="4252"/>
+            <w:shd w:val="clear" w:color="auto" w:fill="FFFFFF"/>
+            <w:tcBorders>
+              <w:top w:val="single" w:sz="4" w:space="0" w:color="000000"/>
+              <w:left w:val="single" w:sz="4" w:space="0" w:color="000000"/>
+              <w:bottom w:val="single" w:sz="4" w:space="0" w:color="000000"/>
+              <w:right w:val="single" w:sz="4" w:space="0" w:color="000000"/>
+            </w:tcBorders>
+            <w:vAlign w:val="center"/>
+          </w:tcPr>
+          <w:p>
+            <w:pPr>
+              <w:spacing w:before="40" w:after="40"/>
+              <w:jc w:val="left"/>
+            </w:pPr>
+            <w:r>
+              <w:rPr>
+                <w:rFonts w:ascii="Adani" w:hAnsi="Adani"/>
+                <w:b w:val="0"/>
+                <w:sz w:val="18"/>
+                <w:u w:val="none"/>
+              </w:rPr>
+              <w:t>AY REALTORS AND DEVELOPERS PRIVATE LIMITED</w:t>
+            </w:r>
+          </w:p>
+        </w:tc>
+        <w:tc>
+          <w:tcPr>
+            <w:tcW w:type="dxa" w:w="1587"/>
+            <w:shd w:val="clear" w:color="auto" w:fill="FFFFFF"/>
+            <w:tcBorders>
+              <w:top w:val="single" w:sz="4" w:space="0" w:color="000000"/>
+              <w:left w:val="single" w:sz="4" w:space="0" w:color="000000"/>
+              <w:bottom w:val="single" w:sz="4" w:space="0" w:color="000000"/>
+              <w:right w:val="single" w:sz="4" w:space="0" w:color="000000"/>
+            </w:tcBorders>
+            <w:vAlign w:val="center"/>
+          </w:tcPr>
+          <w:p>
+            <w:pPr>
+              <w:spacing w:before="40" w:after="40"/>
+              <w:jc w:val="left"/>
+            </w:pPr>
+            <w:r>
+              <w:rPr>
+                <w:rFonts w:ascii="Adani" w:hAnsi="Adani"/>
+                <w:b w:val="0"/>
+                <w:sz w:val="18"/>
+                <w:u w:val="none"/>
+              </w:rPr>
+              <w:t>Director</w:t>
+            </w:r>
+          </w:p>
+        </w:tc>
+        <w:tc>
+          <w:tcPr>
+            <w:tcW w:type="dxa" w:w="1304"/>
+            <w:shd w:val="clear" w:color="auto" w:fill="FFFFFF"/>
+            <w:tcBorders>
+              <w:top w:val="single" w:sz="4" w:space="0" w:color="000000"/>
+              <w:left w:val="single" w:sz="4" w:space="0" w:color="000000"/>
+              <w:bottom w:val="single" w:sz="4" w:space="0" w:color="000000"/>
+              <w:right w:val="single" w:sz="4" w:space="0" w:color="000000"/>
+            </w:tcBorders>
+            <w:vAlign w:val="center"/>
+          </w:tcPr>
+          <w:p>
+            <w:pPr>
+              <w:spacing w:before="40" w:after="40"/>
+              <w:jc w:val="left"/>
+            </w:pPr>
+            <w:r>
+              <w:rPr>
+                <w:rFonts w:ascii="Adani" w:hAnsi="Adani"/>
+                <w:b w:val="0"/>
+                <w:sz w:val="18"/>
+                <w:u w:val="none"/>
+              </w:rPr>
+              <w:t>30/09/2024</w:t>
+            </w:r>
+          </w:p>
+        </w:tc>
+      </w:tr>
+      <w:tr>
+        <w:tc>
+          <w:tcPr>
+            <w:tcW w:type="dxa" w:w="2268"/>
+            <w:shd w:val="clear" w:color="auto" w:fill="FFFFFF"/>
+            <w:tcBorders>
+              <w:top w:val="single" w:sz="4" w:space="0" w:color="000000"/>
+              <w:left w:val="single" w:sz="4" w:space="0" w:color="000000"/>
+              <w:bottom w:val="single" w:sz="4" w:space="0" w:color="000000"/>
+              <w:right w:val="single" w:sz="4" w:space="0" w:color="000000"/>
+            </w:tcBorders>
+            <w:vAlign w:val="center"/>
+          </w:tcPr>
+          <w:p>
+            <w:pPr>
+              <w:spacing w:before="40" w:after="40"/>
+              <w:jc w:val="left"/>
+            </w:pPr>
+            <w:r>
+              <w:rPr>
+                <w:rFonts w:ascii="Adani" w:hAnsi="Adani"/>
+                <w:b w:val="0"/>
+                <w:sz w:val="18"/>
+                <w:u w:val="none"/>
+              </w:rPr>
+              <w:t>U70102HR2010PTC040363</w:t>
+            </w:r>
+          </w:p>
+        </w:tc>
+        <w:tc>
+          <w:tcPr>
+            <w:tcW w:type="dxa" w:w="4252"/>
+            <w:shd w:val="clear" w:color="auto" w:fill="FFFFFF"/>
+            <w:tcBorders>
+              <w:top w:val="single" w:sz="4" w:space="0" w:color="000000"/>
+              <w:left w:val="single" w:sz="4" w:space="0" w:color="000000"/>
+              <w:bottom w:val="single" w:sz="4" w:space="0" w:color="000000"/>
+              <w:right w:val="single" w:sz="4" w:space="0" w:color="000000"/>
+            </w:tcBorders>
+            <w:vAlign w:val="center"/>
+          </w:tcPr>
+          <w:p>
+            <w:pPr>
+              <w:spacing w:before="40" w:after="40"/>
+              <w:jc w:val="left"/>
+            </w:pPr>
+            <w:r>
+              <w:rPr>
+                <w:rFonts w:ascii="Adani" w:hAnsi="Adani"/>
+                <w:b w:val="0"/>
+                <w:sz w:val="18"/>
+                <w:u w:val="none"/>
+              </w:rPr>
+              <w:t>VAMI REALTECH PRIVATE LIMITED</w:t>
+            </w:r>
+          </w:p>
+        </w:tc>
+        <w:tc>
+          <w:tcPr>
+            <w:tcW w:type="dxa" w:w="1587"/>
+            <w:shd w:val="clear" w:color="auto" w:fill="FFFFFF"/>
+            <w:tcBorders>
+              <w:top w:val="single" w:sz="4" w:space="0" w:color="000000"/>
+              <w:left w:val="single" w:sz="4" w:space="0" w:color="000000"/>
+              <w:bottom w:val="single" w:sz="4" w:space="0" w:color="000000"/>
+              <w:right w:val="single" w:sz="4" w:space="0" w:color="000000"/>
+            </w:tcBorders>
+            <w:vAlign w:val="center"/>
+          </w:tcPr>
+          <w:p>
+            <w:pPr>
+              <w:spacing w:before="40" w:after="40"/>
+              <w:jc w:val="left"/>
+            </w:pPr>
+            <w:r>
+              <w:rPr>
+                <w:rFonts w:ascii="Adani" w:hAnsi="Adani"/>
+                <w:b w:val="0"/>
+                <w:sz w:val="18"/>
+                <w:u w:val="none"/>
+              </w:rPr>
+              <w:t>Director</w:t>
+            </w:r>
+          </w:p>
+        </w:tc>
+        <w:tc>
+          <w:tcPr>
+            <w:tcW w:type="dxa" w:w="1304"/>
+            <w:shd w:val="clear" w:color="auto" w:fill="FFFFFF"/>
+            <w:tcBorders>
+              <w:top w:val="single" w:sz="4" w:space="0" w:color="000000"/>
+              <w:left w:val="single" w:sz="4" w:space="0" w:color="000000"/>
+              <w:bottom w:val="single" w:sz="4" w:space="0" w:color="000000"/>
+              <w:right w:val="single" w:sz="4" w:space="0" w:color="000000"/>
+            </w:tcBorders>
+            <w:vAlign w:val="center"/>
+          </w:tcPr>
+          <w:p>
+            <w:pPr>
+              <w:spacing w:before="40" w:after="40"/>
+              <w:jc w:val="left"/>
+            </w:pPr>
+            <w:r>
+              <w:rPr>
+                <w:rFonts w:ascii="Adani" w:hAnsi="Adani"/>
+                <w:b w:val="0"/>
+                <w:sz w:val="18"/>
+                <w:u w:val="none"/>
+              </w:rPr>
+              <w:t>30/09/2024</w:t>
+            </w:r>
+          </w:p>
+        </w:tc>
+      </w:tr>
+      <w:tr>
+        <w:tc>
+          <w:tcPr>
+            <w:tcW w:type="dxa" w:w="2268"/>
+            <w:shd w:val="clear" w:color="auto" w:fill="FFFFFF"/>
+            <w:tcBorders>
+              <w:top w:val="single" w:sz="4" w:space="0" w:color="000000"/>
+              <w:left w:val="single" w:sz="4" w:space="0" w:color="000000"/>
+              <w:bottom w:val="single" w:sz="4" w:space="0" w:color="000000"/>
+              <w:right w:val="single" w:sz="4" w:space="0" w:color="000000"/>
+            </w:tcBorders>
+            <w:vAlign w:val="center"/>
+          </w:tcPr>
+          <w:p>
+            <w:pPr>
+              <w:spacing w:before="40" w:after="40"/>
+              <w:jc w:val="left"/>
+            </w:pPr>
+            <w:r>
+              <w:rPr>
+                <w:rFonts w:ascii="Adani" w:hAnsi="Adani"/>
+                <w:b w:val="0"/>
+                <w:sz w:val="18"/>
+                <w:u w:val="none"/>
+              </w:rPr>
               <w:t>U70100HR2010PTC040418</w:t>
             </w:r>
           </w:p>
@@ -4771,7 +4999,7 @@
                 <w:sz w:val="18"/>
                 <w:u w:val="none"/>
               </w:rPr>
-              <w:t>U70102HR2010PTC040363</w:t>
+              <w:t>U70101HR2010PTC040367</w:t>
             </w:r>
           </w:p>
         </w:tc>
@@ -4799,121 +5027,7 @@
                 <w:sz w:val="18"/>
                 <w:u w:val="none"/>
               </w:rPr>
-              <w:t>VAMI REALTECH PRIVATE LIMITED</w:t>
-            </w:r>
-          </w:p>
-        </w:tc>
-        <w:tc>
-          <w:tcPr>
-            <w:tcW w:type="dxa" w:w="1587"/>
-            <w:shd w:val="clear" w:color="auto" w:fill="FFFFFF"/>
-            <w:tcBorders>
-              <w:top w:val="single" w:sz="4" w:space="0" w:color="000000"/>
-              <w:left w:val="single" w:sz="4" w:space="0" w:color="000000"/>
-              <w:bottom w:val="single" w:sz="4" w:space="0" w:color="000000"/>
-              <w:right w:val="single" w:sz="4" w:space="0" w:color="000000"/>
-            </w:tcBorders>
-            <w:vAlign w:val="center"/>
-          </w:tcPr>
-          <w:p>
-            <w:pPr>
-              <w:spacing w:before="40" w:after="40"/>
-              <w:jc w:val="left"/>
-            </w:pPr>
-            <w:r>
-              <w:rPr>
-                <w:rFonts w:ascii="Adani" w:hAnsi="Adani"/>
-                <w:b w:val="0"/>
-                <w:sz w:val="18"/>
-                <w:u w:val="none"/>
-              </w:rPr>
-              <w:t>Director</w:t>
-            </w:r>
-          </w:p>
-        </w:tc>
-        <w:tc>
-          <w:tcPr>
-            <w:tcW w:type="dxa" w:w="1304"/>
-            <w:shd w:val="clear" w:color="auto" w:fill="FFFFFF"/>
-            <w:tcBorders>
-              <w:top w:val="single" w:sz="4" w:space="0" w:color="000000"/>
-              <w:left w:val="single" w:sz="4" w:space="0" w:color="000000"/>
-              <w:bottom w:val="single" w:sz="4" w:space="0" w:color="000000"/>
-              <w:right w:val="single" w:sz="4" w:space="0" w:color="000000"/>
-            </w:tcBorders>
-            <w:vAlign w:val="center"/>
-          </w:tcPr>
-          <w:p>
-            <w:pPr>
-              <w:spacing w:before="40" w:after="40"/>
-              <w:jc w:val="left"/>
-            </w:pPr>
-            <w:r>
-              <w:rPr>
-                <w:rFonts w:ascii="Adani" w:hAnsi="Adani"/>
-                <w:b w:val="0"/>
-                <w:sz w:val="18"/>
-                <w:u w:val="none"/>
-              </w:rPr>
-              <w:t>30/09/2024</w:t>
-            </w:r>
-          </w:p>
-        </w:tc>
-      </w:tr>
-      <w:tr>
-        <w:tc>
-          <w:tcPr>
-            <w:tcW w:type="dxa" w:w="2268"/>
-            <w:shd w:val="clear" w:color="auto" w:fill="FFFFFF"/>
-            <w:tcBorders>
-              <w:top w:val="single" w:sz="4" w:space="0" w:color="000000"/>
-              <w:left w:val="single" w:sz="4" w:space="0" w:color="000000"/>
-              <w:bottom w:val="single" w:sz="4" w:space="0" w:color="000000"/>
-              <w:right w:val="single" w:sz="4" w:space="0" w:color="000000"/>
-            </w:tcBorders>
-            <w:vAlign w:val="center"/>
-          </w:tcPr>
-          <w:p>
-            <w:pPr>
-              <w:spacing w:before="40" w:after="40"/>
-              <w:jc w:val="left"/>
-            </w:pPr>
-            <w:r>
-              <w:rPr>
-                <w:rFonts w:ascii="Adani" w:hAnsi="Adani"/>
-                <w:b w:val="0"/>
-                <w:sz w:val="18"/>
-                <w:u w:val="none"/>
-              </w:rPr>
-              <w:t>U70100HR2010PTC040420</w:t>
-            </w:r>
-          </w:p>
-        </w:tc>
-        <w:tc>
-          <w:tcPr>
-            <w:tcW w:type="dxa" w:w="4252"/>
-            <w:shd w:val="clear" w:color="auto" w:fill="FFFFFF"/>
-            <w:tcBorders>
-              <w:top w:val="single" w:sz="4" w:space="0" w:color="000000"/>
-              <w:left w:val="single" w:sz="4" w:space="0" w:color="000000"/>
-              <w:bottom w:val="single" w:sz="4" w:space="0" w:color="000000"/>
-              <w:right w:val="single" w:sz="4" w:space="0" w:color="000000"/>
-            </w:tcBorders>
-            <w:vAlign w:val="center"/>
-          </w:tcPr>
-          <w:p>
-            <w:pPr>
-              <w:spacing w:before="40" w:after="40"/>
-              <w:jc w:val="left"/>
-            </w:pPr>
-            <w:r>
-              <w:rPr>
-                <w:rFonts w:ascii="Adani" w:hAnsi="Adani"/>
-                <w:b w:val="0"/>
-                <w:sz w:val="18"/>
-                <w:u w:val="none"/>
-              </w:rPr>
-              <w:t>AY BUILDERS PRIVATE LIMITED</w:t>
+              <w:t>AY BUILDWELL PRIVATE LIMITED</w:t>
             </w:r>
           </w:p>
         </w:tc>
@@ -5113,7 +5227,7 @@
                 <w:sz w:val="18"/>
                 <w:u w:val="none"/>
               </w:rPr>
-              <w:t>U70101HR2010PTC040368</w:t>
+              <w:t>U70100HR2010PTC040420</w:t>
             </w:r>
           </w:p>
         </w:tc>
@@ -5141,121 +5255,7 @@
                 <w:sz w:val="18"/>
                 <w:u w:val="none"/>
               </w:rPr>
-              <w:t>AY REALTORS AND DEVELOPERS PRIVATE LIMITED</w:t>
-            </w:r>
-          </w:p>
-        </w:tc>
-        <w:tc>
-          <w:tcPr>
-            <w:tcW w:type="dxa" w:w="1587"/>
-            <w:shd w:val="clear" w:color="auto" w:fill="FFFFFF"/>
-            <w:tcBorders>
-              <w:top w:val="single" w:sz="4" w:space="0" w:color="000000"/>
-              <w:left w:val="single" w:sz="4" w:space="0" w:color="000000"/>
-              <w:bottom w:val="single" w:sz="4" w:space="0" w:color="000000"/>
-              <w:right w:val="single" w:sz="4" w:space="0" w:color="000000"/>
-            </w:tcBorders>
-            <w:vAlign w:val="center"/>
-          </w:tcPr>
-          <w:p>
-            <w:pPr>
-              <w:spacing w:before="40" w:after="40"/>
-              <w:jc w:val="left"/>
-            </w:pPr>
-            <w:r>
-              <w:rPr>
-                <w:rFonts w:ascii="Adani" w:hAnsi="Adani"/>
-                <w:b w:val="0"/>
-                <w:sz w:val="18"/>
-                <w:u w:val="none"/>
-              </w:rPr>
-              <w:t>Director</w:t>
-            </w:r>
-          </w:p>
-        </w:tc>
-        <w:tc>
-          <w:tcPr>
-            <w:tcW w:type="dxa" w:w="1304"/>
-            <w:shd w:val="clear" w:color="auto" w:fill="FFFFFF"/>
-            <w:tcBorders>
-              <w:top w:val="single" w:sz="4" w:space="0" w:color="000000"/>
-              <w:left w:val="single" w:sz="4" w:space="0" w:color="000000"/>
-              <w:bottom w:val="single" w:sz="4" w:space="0" w:color="000000"/>
-              <w:right w:val="single" w:sz="4" w:space="0" w:color="000000"/>
-            </w:tcBorders>
-            <w:vAlign w:val="center"/>
-          </w:tcPr>
-          <w:p>
-            <w:pPr>
-              <w:spacing w:before="40" w:after="40"/>
-              <w:jc w:val="left"/>
-            </w:pPr>
-            <w:r>
-              <w:rPr>
-                <w:rFonts w:ascii="Adani" w:hAnsi="Adani"/>
-                <w:b w:val="0"/>
-                <w:sz w:val="18"/>
-                <w:u w:val="none"/>
-              </w:rPr>
-              <w:t>30/09/2024</w:t>
-            </w:r>
-          </w:p>
-        </w:tc>
-      </w:tr>
-      <w:tr>
-        <w:tc>
-          <w:tcPr>
-            <w:tcW w:type="dxa" w:w="2268"/>
-            <w:shd w:val="clear" w:color="auto" w:fill="FFFFFF"/>
-            <w:tcBorders>
-              <w:top w:val="single" w:sz="4" w:space="0" w:color="000000"/>
-              <w:left w:val="single" w:sz="4" w:space="0" w:color="000000"/>
-              <w:bottom w:val="single" w:sz="4" w:space="0" w:color="000000"/>
-              <w:right w:val="single" w:sz="4" w:space="0" w:color="000000"/>
-            </w:tcBorders>
-            <w:vAlign w:val="center"/>
-          </w:tcPr>
-          <w:p>
-            <w:pPr>
-              <w:spacing w:before="40" w:after="40"/>
-              <w:jc w:val="left"/>
-            </w:pPr>
-            <w:r>
-              <w:rPr>
-                <w:rFonts w:ascii="Adani" w:hAnsi="Adani"/>
-                <w:b w:val="0"/>
-                <w:sz w:val="18"/>
-                <w:u w:val="none"/>
-              </w:rPr>
-              <w:t>U70101HR2010PTC040367</w:t>
-            </w:r>
-          </w:p>
-        </w:tc>
-        <w:tc>
-          <w:tcPr>
-            <w:tcW w:type="dxa" w:w="4252"/>
-            <w:shd w:val="clear" w:color="auto" w:fill="FFFFFF"/>
-            <w:tcBorders>
-              <w:top w:val="single" w:sz="4" w:space="0" w:color="000000"/>
-              <w:left w:val="single" w:sz="4" w:space="0" w:color="000000"/>
-              <w:bottom w:val="single" w:sz="4" w:space="0" w:color="000000"/>
-              <w:right w:val="single" w:sz="4" w:space="0" w:color="000000"/>
-            </w:tcBorders>
-            <w:vAlign w:val="center"/>
-          </w:tcPr>
-          <w:p>
-            <w:pPr>
-              <w:spacing w:before="40" w:after="40"/>
-              <w:jc w:val="left"/>
-            </w:pPr>
-            <w:r>
-              <w:rPr>
-                <w:rFonts w:ascii="Adani" w:hAnsi="Adani"/>
-                <w:b w:val="0"/>
-                <w:sz w:val="18"/>
-                <w:u w:val="none"/>
-              </w:rPr>
-              <w:t>AY BUILDWELL PRIVATE LIMITED</w:t>
+              <w:t>AY BUILDERS PRIVATE LIMITED</w:t>
             </w:r>
           </w:p>
         </w:tc>
@@ -5625,7 +5625,7 @@
                 <w:sz w:val="18"/>
                 <w:u w:val="none"/>
               </w:rPr>
-              <w:t>Additional Director</w:t>
+              <w:t>Director</w:t>
             </w:r>
           </w:p>
         </w:tc>
@@ -5653,7 +5653,7 @@
                 <w:sz w:val="18"/>
                 <w:u w:val="none"/>
               </w:rPr>
-              <w:t>01/12/2023</w:t>
+              <w:t>18/06/2024</w:t>
             </w:r>
           </w:p>
         </w:tc>
